--- a/docs/studyguides/trigonometry-radians.docx
+++ b/docs/studyguides/trigonometry-radians.docx
@@ -52,7 +52,7 @@
         </w:rPr>
         <w:t xml:space="preserve"> </w:t>
       </w:r>
-      <w:hyperlink r:id="rId20">
+      <w:hyperlink r:id="rId9">
         <w:r>
           <w:rPr>
             <w:rStyle w:val="Hyperlink"/>
@@ -76,7 +76,7 @@
         </w:rPr>
         <w:t xml:space="preserve"> </w:t>
       </w:r>
-      <w:hyperlink r:id="rId21">
+      <w:hyperlink r:id="rId10">
         <w:r>
           <w:rPr>
             <w:rStyle w:val="Hyperlink"/>
@@ -94,7 +94,7 @@
         <w:t xml:space="preserve">.</w:t>
       </w:r>
     </w:p>
-    <w:bookmarkStart w:id="22" w:name="what-is-trigonometry"/>
+    <w:bookmarkStart w:id="11" w:name="what-is-trigonometry"/>
     <w:p>
       <w:pPr>
         <w:pStyle w:val="Heading1"/>
@@ -177,8 +177,8 @@
         <w:t xml:space="preserve">)).</w:t>
       </w:r>
     </w:p>
-    <w:bookmarkEnd w:id="22"/>
-    <w:bookmarkStart w:id="65" w:name="starting-points"/>
+    <w:bookmarkEnd w:id="11"/>
+    <w:bookmarkStart w:id="54" w:name="starting-points"/>
     <w:p>
       <w:pPr>
         <w:pStyle w:val="Heading1"/>
@@ -255,7 +255,7 @@
       <w:tr>
         <w:tc>
           <w:tcPr/>
-          <w:bookmarkStart w:id="26" w:name="fig-1"/>
+          <w:bookmarkStart w:id="15" w:name="fig-1"/>
           <w:p>
             <w:pPr>
               <w:pStyle w:val="Compact"/>
@@ -266,18 +266,18 @@
                 <wp:inline>
                   <wp:extent cx="2523010" cy="1403711"/>
                   <wp:effectExtent b="0" l="0" r="0" t="0"/>
-                  <wp:docPr descr="" title="" id="24" name="Picture"/>
+                  <wp:docPr descr="" title="" id="13" name="Picture"/>
                   <a:graphic>
                     <a:graphicData uri="http://schemas.openxmlformats.org/drawingml/2006/picture">
                       <pic:pic>
                         <pic:nvPicPr>
-                          <pic:cNvPr descr="./FiguresPNG/intrototrig-fig1-1.png" id="25" name="Picture"/>
+                          <pic:cNvPr descr="./FiguresPNG/intrototrig-fig1-1.png" id="14" name="Picture"/>
                           <pic:cNvPicPr>
                             <a:picLocks noChangeArrowheads="1" noChangeAspect="1"/>
                           </pic:cNvPicPr>
                         </pic:nvPicPr>
                         <pic:blipFill>
-                          <a:blip r:embed="rId23"/>
+                          <a:blip r:embed="rId12"/>
                           <a:stretch>
                             <a:fillRect/>
                           </a:stretch>
@@ -328,7 +328,7 @@
               <w:t xml:space="preserve">.</w:t>
             </w:r>
           </w:p>
-          <w:bookmarkEnd w:id="26"/>
+          <w:bookmarkEnd w:id="15"/>
         </w:tc>
       </w:tr>
     </w:tbl>
@@ -381,18 +381,18 @@
                 <wp:inline>
                   <wp:extent cx="152400" cy="152400"/>
                   <wp:effectExtent b="0" l="0" r="0" t="0"/>
-                  <wp:docPr descr="" title="" id="28" name="Picture"/>
+                  <wp:docPr descr="" title="" id="17" name="Picture"/>
                   <a:graphic>
                     <a:graphicData uri="http://schemas.openxmlformats.org/drawingml/2006/picture">
                       <pic:pic>
                         <pic:nvPicPr>
-                          <pic:cNvPr descr="/Applications/quarto/share/formats/docx/note.png" id="29" name="Picture"/>
+                          <pic:cNvPr descr="/Applications/quarto/share/formats/docx/note.png" id="18" name="Picture"/>
                           <pic:cNvPicPr>
                             <a:picLocks noChangeArrowheads="1" noChangeAspect="1"/>
                           </pic:cNvPicPr>
                         </pic:nvPicPr>
                         <pic:blipFill>
-                          <a:blip r:embed="rId27"/>
+                          <a:blip r:embed="rId16"/>
                           <a:stretch>
                             <a:fillRect/>
                           </a:stretch>
@@ -461,19 +461,21 @@
                 </m:rPr>
                 <m:t>sin</m:t>
               </m:r>
-              <m:d>
-                <m:dPr>
-                  <m:begChr m:val="("/>
-                  <m:sepChr m:val=""/>
-                  <m:endChr m:val=")"/>
-                  <m:grow/>
-                </m:dPr>
-                <m:e>
-                  <m:r>
-                    <m:t>θ</m:t>
-                  </m:r>
-                </m:e>
-              </m:d>
+              <m:r>
+                <m:rPr>
+                  <m:sty m:val="p"/>
+                </m:rPr>
+                <m:t>(</m:t>
+              </m:r>
+              <m:r>
+                <m:t>θ</m:t>
+              </m:r>
+              <m:r>
+                <m:rPr>
+                  <m:sty m:val="p"/>
+                </m:rPr>
+                <m:t>)</m:t>
+              </m:r>
             </m:oMath>
             <w:r>
               <w:t xml:space="preserve">,</w:t>
@@ -488,19 +490,21 @@
                 </m:rPr>
                 <m:t>cos</m:t>
               </m:r>
-              <m:d>
-                <m:dPr>
-                  <m:begChr m:val="("/>
-                  <m:sepChr m:val=""/>
-                  <m:endChr m:val=")"/>
-                  <m:grow/>
-                </m:dPr>
-                <m:e>
-                  <m:r>
-                    <m:t>θ</m:t>
-                  </m:r>
-                </m:e>
-              </m:d>
+              <m:r>
+                <m:rPr>
+                  <m:sty m:val="p"/>
+                </m:rPr>
+                <m:t>(</m:t>
+              </m:r>
+              <m:r>
+                <m:t>θ</m:t>
+              </m:r>
+              <m:r>
+                <m:rPr>
+                  <m:sty m:val="p"/>
+                </m:rPr>
+                <m:t>)</m:t>
+              </m:r>
             </m:oMath>
             <w:r>
               <w:t xml:space="preserve">, and</w:t>
@@ -515,19 +519,21 @@
                 </m:rPr>
                 <m:t>tan</m:t>
               </m:r>
-              <m:d>
-                <m:dPr>
-                  <m:begChr m:val="("/>
-                  <m:sepChr m:val=""/>
-                  <m:endChr m:val=")"/>
-                  <m:grow/>
-                </m:dPr>
-                <m:e>
-                  <m:r>
-                    <m:t>θ</m:t>
-                  </m:r>
-                </m:e>
-              </m:d>
+              <m:r>
+                <m:rPr>
+                  <m:sty m:val="p"/>
+                </m:rPr>
+                <m:t>(</m:t>
+              </m:r>
+              <m:r>
+                <m:t>θ</m:t>
+              </m:r>
+              <m:r>
+                <m:rPr>
+                  <m:sty m:val="p"/>
+                </m:rPr>
+                <m:t>)</m:t>
+              </m:r>
             </m:oMath>
             <w:r>
               <w:t xml:space="preserve"> </w:t>
@@ -576,19 +582,21 @@
                   </m:rPr>
                   <m:t>sin</m:t>
                 </m:r>
-                <m:d>
-                  <m:dPr>
-                    <m:begChr m:val="("/>
-                    <m:sepChr m:val=""/>
-                    <m:endChr m:val=")"/>
-                    <m:grow/>
-                  </m:dPr>
-                  <m:e>
-                    <m:r>
-                      <m:t>θ</m:t>
-                    </m:r>
-                  </m:e>
-                </m:d>
+                <m:r>
+                  <m:rPr>
+                    <m:sty m:val="p"/>
+                  </m:rPr>
+                  <m:t>(</m:t>
+                </m:r>
+                <m:r>
+                  <m:t>θ</m:t>
+                </m:r>
+                <m:r>
+                  <m:rPr>
+                    <m:sty m:val="p"/>
+                  </m:rPr>
+                  <m:t>)</m:t>
+                </m:r>
                 <m:r>
                   <m:rPr>
                     <m:sty m:val="p"/>
@@ -603,8 +611,8 @@
                     <m:r>
                       <m:rPr>
                         <m:nor/>
+                        <m:scr m:val="sans-serif"/>
                         <m:sty m:val="p"/>
-                        <m:scr m:val="sans-serif"/>
                       </m:rPr>
                       <m:t>opposite</m:t>
                     </m:r>
@@ -613,8 +621,8 @@
                     <m:r>
                       <m:rPr>
                         <m:nor/>
+                        <m:scr m:val="sans-serif"/>
                         <m:sty m:val="p"/>
-                        <m:scr m:val="sans-serif"/>
                       </m:rPr>
                       <m:t>hypotenuse</m:t>
                     </m:r>
@@ -629,19 +637,21 @@
                   </m:rPr>
                   <m:t>cos</m:t>
                 </m:r>
-                <m:d>
-                  <m:dPr>
-                    <m:begChr m:val="("/>
-                    <m:sepChr m:val=""/>
-                    <m:endChr m:val=")"/>
-                    <m:grow/>
-                  </m:dPr>
-                  <m:e>
-                    <m:r>
-                      <m:t>θ</m:t>
-                    </m:r>
-                  </m:e>
-                </m:d>
+                <m:r>
+                  <m:rPr>
+                    <m:sty m:val="p"/>
+                  </m:rPr>
+                  <m:t>(</m:t>
+                </m:r>
+                <m:r>
+                  <m:t>θ</m:t>
+                </m:r>
+                <m:r>
+                  <m:rPr>
+                    <m:sty m:val="p"/>
+                  </m:rPr>
+                  <m:t>)</m:t>
+                </m:r>
                 <m:r>
                   <m:rPr>
                     <m:sty m:val="p"/>
@@ -656,8 +666,8 @@
                     <m:r>
                       <m:rPr>
                         <m:nor/>
+                        <m:scr m:val="sans-serif"/>
                         <m:sty m:val="p"/>
-                        <m:scr m:val="sans-serif"/>
                       </m:rPr>
                       <m:t>adjacent</m:t>
                     </m:r>
@@ -666,8 +676,8 @@
                     <m:r>
                       <m:rPr>
                         <m:nor/>
+                        <m:scr m:val="sans-serif"/>
                         <m:sty m:val="p"/>
-                        <m:scr m:val="sans-serif"/>
                       </m:rPr>
                       <m:t>hypotenuse</m:t>
                     </m:r>
@@ -682,19 +692,21 @@
                   </m:rPr>
                   <m:t>tan</m:t>
                 </m:r>
-                <m:d>
-                  <m:dPr>
-                    <m:begChr m:val="("/>
-                    <m:sepChr m:val=""/>
-                    <m:endChr m:val=")"/>
-                    <m:grow/>
-                  </m:dPr>
-                  <m:e>
-                    <m:r>
-                      <m:t>θ</m:t>
-                    </m:r>
-                  </m:e>
-                </m:d>
+                <m:r>
+                  <m:rPr>
+                    <m:sty m:val="p"/>
+                  </m:rPr>
+                  <m:t>(</m:t>
+                </m:r>
+                <m:r>
+                  <m:t>θ</m:t>
+                </m:r>
+                <m:r>
+                  <m:rPr>
+                    <m:sty m:val="p"/>
+                  </m:rPr>
+                  <m:t>)</m:t>
+                </m:r>
                 <m:r>
                   <m:rPr>
                     <m:sty m:val="p"/>
@@ -709,8 +721,8 @@
                     <m:r>
                       <m:rPr>
                         <m:nor/>
+                        <m:scr m:val="sans-serif"/>
                         <m:sty m:val="p"/>
-                        <m:scr m:val="sans-serif"/>
                       </m:rPr>
                       <m:t>opposite</m:t>
                     </m:r>
@@ -719,8 +731,8 @@
                     <m:r>
                       <m:rPr>
                         <m:nor/>
+                        <m:scr m:val="sans-serif"/>
                         <m:sty m:val="p"/>
-                        <m:scr m:val="sans-serif"/>
                       </m:rPr>
                       <m:t>adjacent</m:t>
                     </m:r>
@@ -782,18 +794,18 @@
                 <wp:inline>
                   <wp:extent cx="152400" cy="152400"/>
                   <wp:effectExtent b="0" l="0" r="0" t="0"/>
-                  <wp:docPr descr="" title="" id="31" name="Picture"/>
+                  <wp:docPr descr="" title="" id="20" name="Picture"/>
                   <a:graphic>
                     <a:graphicData uri="http://schemas.openxmlformats.org/drawingml/2006/picture">
                       <pic:pic>
                         <pic:nvPicPr>
-                          <pic:cNvPr descr="/Applications/quarto/share/formats/docx/tip.png" id="32" name="Picture"/>
+                          <pic:cNvPr descr="/Applications/quarto/share/formats/docx/tip.png" id="21" name="Picture"/>
                           <pic:cNvPicPr>
                             <a:picLocks noChangeArrowheads="1" noChangeAspect="1"/>
                           </pic:cNvPicPr>
                         </pic:nvPicPr>
                         <pic:blipFill>
-                          <a:blip r:embed="rId30"/>
+                          <a:blip r:embed="rId19"/>
                           <a:stretch>
                             <a:fillRect/>
                           </a:stretch>
@@ -968,18 +980,18 @@
                 <wp:inline>
                   <wp:extent cx="152400" cy="152400"/>
                   <wp:effectExtent b="0" l="0" r="0" t="0"/>
-                  <wp:docPr descr="" title="" id="33" name="Picture"/>
+                  <wp:docPr descr="" title="" id="22" name="Picture"/>
                   <a:graphic>
                     <a:graphicData uri="http://schemas.openxmlformats.org/drawingml/2006/picture">
                       <pic:pic>
                         <pic:nvPicPr>
-                          <pic:cNvPr descr="/Applications/quarto/share/formats/docx/note.png" id="34" name="Picture"/>
+                          <pic:cNvPr descr="/Applications/quarto/share/formats/docx/note.png" id="23" name="Picture"/>
                           <pic:cNvPicPr>
                             <a:picLocks noChangeArrowheads="1" noChangeAspect="1"/>
                           </pic:cNvPicPr>
                         </pic:nvPicPr>
                         <pic:blipFill>
-                          <a:blip r:embed="rId27"/>
+                          <a:blip r:embed="rId16"/>
                           <a:stretch>
                             <a:fillRect/>
                           </a:stretch>
@@ -1061,7 +1073,7 @@
             <w:tr>
               <w:tc>
                 <w:tcPr/>
-                <w:bookmarkStart w:id="38" w:name="fig-0"/>
+                <w:bookmarkStart w:id="27" w:name="fig-0"/>
                 <w:p>
                   <w:pPr>
                     <w:pStyle w:val="Compact"/>
@@ -1072,18 +1084,18 @@
                       <wp:inline>
                         <wp:extent cx="2223307" cy="1388420"/>
                         <wp:effectExtent b="0" l="0" r="0" t="0"/>
-                        <wp:docPr descr="" title="" id="36" name="Picture"/>
+                        <wp:docPr descr="" title="" id="25" name="Picture"/>
                         <a:graphic>
                           <a:graphicData uri="http://schemas.openxmlformats.org/drawingml/2006/picture">
                             <pic:pic>
                               <pic:nvPicPr>
-                                <pic:cNvPr descr="./FiguresPNG/intrototrig-fig0-1.png" id="37" name="Picture"/>
+                                <pic:cNvPr descr="./FiguresPNG/intrototrig-fig0-1.png" id="26" name="Picture"/>
                                 <pic:cNvPicPr>
                                   <a:picLocks noChangeArrowheads="1" noChangeAspect="1"/>
                                 </pic:cNvPicPr>
                               </pic:nvPicPr>
                               <pic:blipFill>
-                                <a:blip r:embed="rId35"/>
+                                <a:blip r:embed="rId24"/>
                                 <a:stretch>
                                   <a:fillRect/>
                                 </a:stretch>
@@ -1123,7 +1135,7 @@
                     <w:t xml:space="preserve">Figure 2: A right-angled triangle for use in Example 1.</w:t>
                   </w:r>
                 </w:p>
-                <w:bookmarkEnd w:id="38"/>
+                <w:bookmarkEnd w:id="27"/>
               </w:tc>
             </w:tr>
           </w:tbl>
@@ -1144,19 +1156,21 @@
                 </m:rPr>
                 <m:t>cos</m:t>
               </m:r>
-              <m:d>
-                <m:dPr>
-                  <m:begChr m:val="("/>
-                  <m:sepChr m:val=""/>
-                  <m:endChr m:val=")"/>
-                  <m:grow/>
-                </m:dPr>
-                <m:e>
-                  <m:r>
-                    <m:t>a</m:t>
-                  </m:r>
-                </m:e>
-              </m:d>
+              <m:r>
+                <m:rPr>
+                  <m:sty m:val="p"/>
+                </m:rPr>
+                <m:t>(</m:t>
+              </m:r>
+              <m:r>
+                <m:t>a</m:t>
+              </m:r>
+              <m:r>
+                <m:rPr>
+                  <m:sty m:val="p"/>
+                </m:rPr>
+                <m:t>)</m:t>
+              </m:r>
             </m:oMath>
             <w:r>
               <w:t xml:space="preserve">,</w:t>
@@ -1171,19 +1185,21 @@
                 </m:rPr>
                 <m:t>sin</m:t>
               </m:r>
-              <m:d>
-                <m:dPr>
-                  <m:begChr m:val="("/>
-                  <m:sepChr m:val=""/>
-                  <m:endChr m:val=")"/>
-                  <m:grow/>
-                </m:dPr>
-                <m:e>
-                  <m:r>
-                    <m:t>a</m:t>
-                  </m:r>
-                </m:e>
-              </m:d>
+              <m:r>
+                <m:rPr>
+                  <m:sty m:val="p"/>
+                </m:rPr>
+                <m:t>(</m:t>
+              </m:r>
+              <m:r>
+                <m:t>a</m:t>
+              </m:r>
+              <m:r>
+                <m:rPr>
+                  <m:sty m:val="p"/>
+                </m:rPr>
+                <m:t>)</m:t>
+              </m:r>
             </m:oMath>
             <w:r>
               <w:t xml:space="preserve">, and</w:t>
@@ -1198,19 +1214,21 @@
                 </m:rPr>
                 <m:t>tan</m:t>
               </m:r>
-              <m:d>
-                <m:dPr>
-                  <m:begChr m:val="("/>
-                  <m:sepChr m:val=""/>
-                  <m:endChr m:val=")"/>
-                  <m:grow/>
-                </m:dPr>
-                <m:e>
-                  <m:r>
-                    <m:t>b</m:t>
-                  </m:r>
-                </m:e>
-              </m:d>
+              <m:r>
+                <m:rPr>
+                  <m:sty m:val="p"/>
+                </m:rPr>
+                <m:t>(</m:t>
+              </m:r>
+              <m:r>
+                <m:t>b</m:t>
+              </m:r>
+              <m:r>
+                <m:rPr>
+                  <m:sty m:val="p"/>
+                </m:rPr>
+                <m:t>)</m:t>
+              </m:r>
             </m:oMath>
             <w:r>
               <w:t xml:space="preserve">.</w:t>
@@ -1292,19 +1310,21 @@
                   </m:rPr>
                   <m:t>cos</m:t>
                 </m:r>
-                <m:d>
-                  <m:dPr>
-                    <m:begChr m:val="("/>
-                    <m:sepChr m:val=""/>
-                    <m:endChr m:val=")"/>
-                    <m:grow/>
-                  </m:dPr>
-                  <m:e>
-                    <m:r>
-                      <m:t>a</m:t>
-                    </m:r>
-                  </m:e>
-                </m:d>
+                <m:r>
+                  <m:rPr>
+                    <m:sty m:val="p"/>
+                  </m:rPr>
+                  <m:t>(</m:t>
+                </m:r>
+                <m:r>
+                  <m:t>a</m:t>
+                </m:r>
+                <m:r>
+                  <m:rPr>
+                    <m:sty m:val="p"/>
+                  </m:rPr>
+                  <m:t>)</m:t>
+                </m:r>
                 <m:r>
                   <m:rPr>
                     <m:sty m:val="p"/>
@@ -1319,8 +1339,8 @@
                     <m:r>
                       <m:rPr>
                         <m:nor/>
+                        <m:scr m:val="sans-serif"/>
                         <m:sty m:val="p"/>
-                        <m:scr m:val="sans-serif"/>
                       </m:rPr>
                       <m:t>adjacent</m:t>
                     </m:r>
@@ -1329,8 +1349,8 @@
                     <m:r>
                       <m:rPr>
                         <m:nor/>
+                        <m:scr m:val="sans-serif"/>
                         <m:sty m:val="p"/>
-                        <m:scr m:val="sans-serif"/>
                       </m:rPr>
                       <m:t>hypotenuse</m:t>
                     </m:r>
@@ -1442,19 +1462,21 @@
                   </m:rPr>
                   <m:t>sin</m:t>
                 </m:r>
-                <m:d>
-                  <m:dPr>
-                    <m:begChr m:val="("/>
-                    <m:sepChr m:val=""/>
-                    <m:endChr m:val=")"/>
-                    <m:grow/>
-                  </m:dPr>
-                  <m:e>
-                    <m:r>
-                      <m:t>a</m:t>
-                    </m:r>
-                  </m:e>
-                </m:d>
+                <m:r>
+                  <m:rPr>
+                    <m:sty m:val="p"/>
+                  </m:rPr>
+                  <m:t>(</m:t>
+                </m:r>
+                <m:r>
+                  <m:t>a</m:t>
+                </m:r>
+                <m:r>
+                  <m:rPr>
+                    <m:sty m:val="p"/>
+                  </m:rPr>
+                  <m:t>)</m:t>
+                </m:r>
                 <m:r>
                   <m:rPr>
                     <m:sty m:val="p"/>
@@ -1469,8 +1491,8 @@
                     <m:r>
                       <m:rPr>
                         <m:nor/>
+                        <m:scr m:val="sans-serif"/>
                         <m:sty m:val="p"/>
-                        <m:scr m:val="sans-serif"/>
                       </m:rPr>
                       <m:t>opposite</m:t>
                     </m:r>
@@ -1479,8 +1501,8 @@
                     <m:r>
                       <m:rPr>
                         <m:nor/>
+                        <m:scr m:val="sans-serif"/>
                         <m:sty m:val="p"/>
-                        <m:scr m:val="sans-serif"/>
                       </m:rPr>
                       <m:t>hypotenuse</m:t>
                     </m:r>
@@ -1616,19 +1638,21 @@
                   </m:rPr>
                   <m:t>tan</m:t>
                 </m:r>
-                <m:d>
-                  <m:dPr>
-                    <m:begChr m:val="("/>
-                    <m:sepChr m:val=""/>
-                    <m:endChr m:val=")"/>
-                    <m:grow/>
-                  </m:dPr>
-                  <m:e>
-                    <m:r>
-                      <m:t>b</m:t>
-                    </m:r>
-                  </m:e>
-                </m:d>
+                <m:r>
+                  <m:rPr>
+                    <m:sty m:val="p"/>
+                  </m:rPr>
+                  <m:t>(</m:t>
+                </m:r>
+                <m:r>
+                  <m:t>b</m:t>
+                </m:r>
+                <m:r>
+                  <m:rPr>
+                    <m:sty m:val="p"/>
+                  </m:rPr>
+                  <m:t>)</m:t>
+                </m:r>
                 <m:r>
                   <m:rPr>
                     <m:sty m:val="p"/>
@@ -1643,8 +1667,8 @@
                     <m:r>
                       <m:rPr>
                         <m:nor/>
+                        <m:scr m:val="sans-serif"/>
                         <m:sty m:val="p"/>
-                        <m:scr m:val="sans-serif"/>
                       </m:rPr>
                       <m:t>opposite</m:t>
                     </m:r>
@@ -1653,8 +1677,8 @@
                     <m:r>
                       <m:rPr>
                         <m:nor/>
+                        <m:scr m:val="sans-serif"/>
                         <m:sty m:val="p"/>
-                        <m:scr m:val="sans-serif"/>
                       </m:rPr>
                       <m:t>adjacent</m:t>
                     </m:r>
@@ -1693,7 +1717,7 @@
         </w:tc>
       </w:tr>
     </w:tbl>
-    <w:bookmarkStart w:id="59" w:name="the-unit-circle"/>
+    <w:bookmarkStart w:id="48" w:name="the-unit-circle"/>
     <w:p>
       <w:pPr>
         <w:pStyle w:val="Heading2"/>
@@ -1770,28 +1794,30 @@
         <w:t xml:space="preserve"> </w:t>
       </w:r>
       <m:oMath>
-        <m:d>
-          <m:dPr>
-            <m:begChr m:val="("/>
-            <m:sepChr m:val=""/>
-            <m:endChr m:val=")"/>
-            <m:grow/>
-          </m:dPr>
-          <m:e>
-            <m:r>
-              <m:t>x</m:t>
-            </m:r>
-            <m:r>
-              <m:rPr>
-                <m:sty m:val="p"/>
-              </m:rPr>
-              <m:t>,</m:t>
-            </m:r>
-            <m:r>
-              <m:t>y</m:t>
-            </m:r>
-          </m:e>
-        </m:d>
+        <m:r>
+          <m:rPr>
+            <m:sty m:val="p"/>
+          </m:rPr>
+          <m:t>(</m:t>
+        </m:r>
+        <m:r>
+          <m:t>x</m:t>
+        </m:r>
+        <m:r>
+          <m:rPr>
+            <m:sty m:val="p"/>
+          </m:rPr>
+          <m:t>,</m:t>
+        </m:r>
+        <m:r>
+          <m:t>y</m:t>
+        </m:r>
+        <m:r>
+          <m:rPr>
+            <m:sty m:val="p"/>
+          </m:rPr>
+          <m:t>)</m:t>
+        </m:r>
       </m:oMath>
       <w:r>
         <w:t xml:space="preserve"> </w:t>
@@ -1910,19 +1936,21 @@
           </m:rPr>
           <m:t>cos</m:t>
         </m:r>
-        <m:d>
-          <m:dPr>
-            <m:begChr m:val="("/>
-            <m:sepChr m:val=""/>
-            <m:endChr m:val=")"/>
-            <m:grow/>
-          </m:dPr>
-          <m:e>
-            <m:r>
-              <m:t>θ</m:t>
-            </m:r>
-          </m:e>
-        </m:d>
+        <m:r>
+          <m:rPr>
+            <m:sty m:val="p"/>
+          </m:rPr>
+          <m:t>(</m:t>
+        </m:r>
+        <m:r>
+          <m:t>θ</m:t>
+        </m:r>
+        <m:r>
+          <m:rPr>
+            <m:sty m:val="p"/>
+          </m:rPr>
+          <m:t>)</m:t>
+        </m:r>
       </m:oMath>
       <w:r>
         <w:t xml:space="preserve"> </w:t>
@@ -1954,19 +1982,21 @@
           </m:rPr>
           <m:t>sin</m:t>
         </m:r>
-        <m:d>
-          <m:dPr>
-            <m:begChr m:val="("/>
-            <m:sepChr m:val=""/>
-            <m:endChr m:val=")"/>
-            <m:grow/>
-          </m:dPr>
-          <m:e>
-            <m:r>
-              <m:t>θ</m:t>
-            </m:r>
-          </m:e>
-        </m:d>
+        <m:r>
+          <m:rPr>
+            <m:sty m:val="p"/>
+          </m:rPr>
+          <m:t>(</m:t>
+        </m:r>
+        <m:r>
+          <m:t>θ</m:t>
+        </m:r>
+        <m:r>
+          <m:rPr>
+            <m:sty m:val="p"/>
+          </m:rPr>
+          <m:t>)</m:t>
+        </m:r>
       </m:oMath>
       <w:r>
         <w:t xml:space="preserve"> </w:t>
@@ -2068,18 +2098,18 @@
                 <wp:inline>
                   <wp:extent cx="152400" cy="152400"/>
                   <wp:effectExtent b="0" l="0" r="0" t="0"/>
-                  <wp:docPr descr="" title="" id="39" name="Picture"/>
+                  <wp:docPr descr="" title="" id="28" name="Picture"/>
                   <a:graphic>
                     <a:graphicData uri="http://schemas.openxmlformats.org/drawingml/2006/picture">
                       <pic:pic>
                         <pic:nvPicPr>
-                          <pic:cNvPr descr="/Applications/quarto/share/formats/docx/note.png" id="40" name="Picture"/>
+                          <pic:cNvPr descr="/Applications/quarto/share/formats/docx/note.png" id="29" name="Picture"/>
                           <pic:cNvPicPr>
                             <a:picLocks noChangeArrowheads="1" noChangeAspect="1"/>
                           </pic:cNvPicPr>
                         </pic:nvPicPr>
                         <pic:blipFill>
-                          <a:blip r:embed="rId27"/>
+                          <a:blip r:embed="rId16"/>
                           <a:stretch>
                             <a:fillRect/>
                           </a:stretch>
@@ -2143,34 +2173,36 @@
                 </m:rPr>
                 <m:t>sin</m:t>
               </m:r>
-              <m:d>
-                <m:dPr>
-                  <m:begChr m:val="("/>
-                  <m:sepChr m:val=""/>
-                  <m:endChr m:val=")"/>
-                  <m:grow/>
-                </m:dPr>
-                <m:e>
-                  <m:f>
-                    <m:fPr>
-                      <m:type m:val="bar"/>
-                    </m:fPr>
-                    <m:num>
-                      <m:r>
-                        <m:t>4</m:t>
-                      </m:r>
-                      <m:r>
-                        <m:t>π</m:t>
-                      </m:r>
-                    </m:num>
-                    <m:den>
-                      <m:r>
-                        <m:t>3</m:t>
-                      </m:r>
-                    </m:den>
-                  </m:f>
-                </m:e>
-              </m:d>
+              <m:r>
+                <m:rPr>
+                  <m:sty m:val="p"/>
+                </m:rPr>
+                <m:t>(</m:t>
+              </m:r>
+              <m:f>
+                <m:fPr>
+                  <m:type m:val="bar"/>
+                </m:fPr>
+                <m:num>
+                  <m:r>
+                    <m:t>4</m:t>
+                  </m:r>
+                  <m:r>
+                    <m:t>π</m:t>
+                  </m:r>
+                </m:num>
+                <m:den>
+                  <m:r>
+                    <m:t>3</m:t>
+                  </m:r>
+                </m:den>
+              </m:f>
+              <m:r>
+                <m:rPr>
+                  <m:sty m:val="p"/>
+                </m:rPr>
+                <m:t>)</m:t>
+              </m:r>
             </m:oMath>
             <w:r>
               <w:t xml:space="preserve"> </w:t>
@@ -2188,34 +2220,36 @@
                 </m:rPr>
                 <m:t>cos</m:t>
               </m:r>
-              <m:d>
-                <m:dPr>
-                  <m:begChr m:val="("/>
-                  <m:sepChr m:val=""/>
-                  <m:endChr m:val=")"/>
-                  <m:grow/>
-                </m:dPr>
-                <m:e>
-                  <m:f>
-                    <m:fPr>
-                      <m:type m:val="bar"/>
-                    </m:fPr>
-                    <m:num>
-                      <m:r>
-                        <m:t>4</m:t>
-                      </m:r>
-                      <m:r>
-                        <m:t>π</m:t>
-                      </m:r>
-                    </m:num>
-                    <m:den>
-                      <m:r>
-                        <m:t>3</m:t>
-                      </m:r>
-                    </m:den>
-                  </m:f>
-                </m:e>
-              </m:d>
+              <m:r>
+                <m:rPr>
+                  <m:sty m:val="p"/>
+                </m:rPr>
+                <m:t>(</m:t>
+              </m:r>
+              <m:f>
+                <m:fPr>
+                  <m:type m:val="bar"/>
+                </m:fPr>
+                <m:num>
+                  <m:r>
+                    <m:t>4</m:t>
+                  </m:r>
+                  <m:r>
+                    <m:t>π</m:t>
+                  </m:r>
+                </m:num>
+                <m:den>
+                  <m:r>
+                    <m:t>3</m:t>
+                  </m:r>
+                </m:den>
+              </m:f>
+              <m:r>
+                <m:rPr>
+                  <m:sty m:val="p"/>
+                </m:rPr>
+                <m:t>)</m:t>
+              </m:r>
             </m:oMath>
             <w:r>
               <w:t xml:space="preserve"> </w:t>
@@ -2345,7 +2379,7 @@
             <w:tr>
               <w:tc>
                 <w:tcPr/>
-                <w:bookmarkStart w:id="44" w:name="fig-4"/>
+                <w:bookmarkStart w:id="33" w:name="fig-4"/>
                 <w:p>
                   <w:pPr>
                     <w:pStyle w:val="Compact"/>
@@ -2356,18 +2390,18 @@
                       <wp:inline>
                         <wp:extent cx="5755521" cy="1902196"/>
                         <wp:effectExtent b="0" l="0" r="0" t="0"/>
-                        <wp:docPr descr="" title="" id="42" name="Picture"/>
+                        <wp:docPr descr="" title="" id="31" name="Picture"/>
                         <a:graphic>
                           <a:graphicData uri="http://schemas.openxmlformats.org/drawingml/2006/picture">
                             <pic:pic>
                               <pic:nvPicPr>
-                                <pic:cNvPr descr="./FiguresPNG/intrototrig-fig4-4.png" id="43" name="Picture"/>
+                                <pic:cNvPr descr="./FiguresPNG/intrototrig-fig4-4.png" id="32" name="Picture"/>
                                 <pic:cNvPicPr>
                                   <a:picLocks noChangeArrowheads="1" noChangeAspect="1"/>
                                 </pic:cNvPicPr>
                               </pic:nvPicPr>
                               <pic:blipFill>
-                                <a:blip r:embed="rId41"/>
+                                <a:blip r:embed="rId30"/>
                                 <a:stretch>
                                   <a:fillRect/>
                                 </a:stretch>
@@ -2407,7 +2441,7 @@
                     <w:t xml:space="preserve">Figure 3: Construction of triangle as in Example 1.</w:t>
                   </w:r>
                 </w:p>
-                <w:bookmarkEnd w:id="44"/>
+                <w:bookmarkEnd w:id="33"/>
               </w:tc>
             </w:tr>
           </w:tbl>
@@ -2428,19 +2462,21 @@
                 </m:rPr>
                 <m:t>sin</m:t>
               </m:r>
-              <m:d>
-                <m:dPr>
-                  <m:begChr m:val="("/>
-                  <m:sepChr m:val=""/>
-                  <m:endChr m:val=")"/>
-                  <m:grow/>
-                </m:dPr>
-                <m:e>
-                  <m:r>
-                    <m:t>θ</m:t>
-                  </m:r>
-                </m:e>
-              </m:d>
+              <m:r>
+                <m:rPr>
+                  <m:sty m:val="p"/>
+                </m:rPr>
+                <m:t>(</m:t>
+              </m:r>
+              <m:r>
+                <m:t>θ</m:t>
+              </m:r>
+              <m:r>
+                <m:rPr>
+                  <m:sty m:val="p"/>
+                </m:rPr>
+                <m:t>)</m:t>
+              </m:r>
               <m:r>
                 <m:rPr>
                   <m:sty m:val="p"/>
@@ -2455,8 +2491,8 @@
                   <m:r>
                     <m:rPr>
                       <m:nor/>
+                      <m:scr m:val="sans-serif"/>
                       <m:sty m:val="p"/>
-                      <m:scr m:val="sans-serif"/>
                     </m:rPr>
                     <m:t>opposite</m:t>
                   </m:r>
@@ -2465,8 +2501,8 @@
                   <m:r>
                     <m:rPr>
                       <m:nor/>
+                      <m:scr m:val="sans-serif"/>
                       <m:sty m:val="p"/>
-                      <m:scr m:val="sans-serif"/>
                     </m:rPr>
                     <m:t>hypotenuse</m:t>
                   </m:r>
@@ -2489,19 +2525,21 @@
                 </m:rPr>
                 <m:t>cos</m:t>
               </m:r>
-              <m:d>
-                <m:dPr>
-                  <m:begChr m:val="("/>
-                  <m:sepChr m:val=""/>
-                  <m:endChr m:val=")"/>
-                  <m:grow/>
-                </m:dPr>
-                <m:e>
-                  <m:r>
-                    <m:t>θ</m:t>
-                  </m:r>
-                </m:e>
-              </m:d>
+              <m:r>
+                <m:rPr>
+                  <m:sty m:val="p"/>
+                </m:rPr>
+                <m:t>(</m:t>
+              </m:r>
+              <m:r>
+                <m:t>θ</m:t>
+              </m:r>
+              <m:r>
+                <m:rPr>
+                  <m:sty m:val="p"/>
+                </m:rPr>
+                <m:t>)</m:t>
+              </m:r>
               <m:r>
                 <m:rPr>
                   <m:sty m:val="p"/>
@@ -2516,8 +2554,8 @@
                   <m:r>
                     <m:rPr>
                       <m:nor/>
+                      <m:scr m:val="sans-serif"/>
                       <m:sty m:val="p"/>
-                      <m:scr m:val="sans-serif"/>
                     </m:rPr>
                     <m:t>adjacent</m:t>
                   </m:r>
@@ -2526,8 +2564,8 @@
                   <m:r>
                     <m:rPr>
                       <m:nor/>
+                      <m:scr m:val="sans-serif"/>
                       <m:sty m:val="p"/>
-                      <m:scr m:val="sans-serif"/>
                     </m:rPr>
                     <m:t>hypotenuse</m:t>
                   </m:r>
@@ -2558,19 +2596,21 @@
                 </m:rPr>
                 <m:t>sin</m:t>
               </m:r>
-              <m:d>
-                <m:dPr>
-                  <m:begChr m:val="("/>
-                  <m:sepChr m:val=""/>
-                  <m:endChr m:val=")"/>
-                  <m:grow/>
-                </m:dPr>
-                <m:e>
-                  <m:r>
-                    <m:t>θ</m:t>
-                  </m:r>
-                </m:e>
-              </m:d>
+              <m:r>
+                <m:rPr>
+                  <m:sty m:val="p"/>
+                </m:rPr>
+                <m:t>(</m:t>
+              </m:r>
+              <m:r>
+                <m:t>θ</m:t>
+              </m:r>
+              <m:r>
+                <m:rPr>
+                  <m:sty m:val="p"/>
+                </m:rPr>
+                <m:t>)</m:t>
+              </m:r>
             </m:oMath>
             <w:r>
               <w:t xml:space="preserve"> </w:t>
@@ -2599,19 +2639,21 @@
                 </m:rPr>
                 <m:t>cos</m:t>
               </m:r>
-              <m:d>
-                <m:dPr>
-                  <m:begChr m:val="("/>
-                  <m:sepChr m:val=""/>
-                  <m:endChr m:val=")"/>
-                  <m:grow/>
-                </m:dPr>
-                <m:e>
-                  <m:r>
-                    <m:t>θ</m:t>
-                  </m:r>
-                </m:e>
-              </m:d>
+              <m:r>
+                <m:rPr>
+                  <m:sty m:val="p"/>
+                </m:rPr>
+                <m:t>(</m:t>
+              </m:r>
+              <m:r>
+                <m:t>θ</m:t>
+              </m:r>
+              <m:r>
+                <m:rPr>
+                  <m:sty m:val="p"/>
+                </m:rPr>
+                <m:t>)</m:t>
+              </m:r>
             </m:oMath>
             <w:r>
               <w:t xml:space="preserve">.</w:t>
@@ -2661,7 +2703,7 @@
       <w:tr>
         <w:tc>
           <w:tcPr/>
-          <w:bookmarkStart w:id="48" w:name="fig-3"/>
+          <w:bookmarkStart w:id="37" w:name="fig-3"/>
           <w:p>
             <w:pPr>
               <w:pStyle w:val="Compact"/>
@@ -2672,18 +2714,18 @@
                 <wp:inline>
                   <wp:extent cx="5755521" cy="4602581"/>
                   <wp:effectExtent b="0" l="0" r="0" t="0"/>
-                  <wp:docPr descr="" title="" id="46" name="Picture"/>
+                  <wp:docPr descr="" title="" id="35" name="Picture"/>
                   <a:graphic>
                     <a:graphicData uri="http://schemas.openxmlformats.org/drawingml/2006/picture">
                       <pic:pic>
                         <pic:nvPicPr>
-                          <pic:cNvPr descr="./FiguresPNG/intrototrig-fig2-2.png" id="47" name="Picture"/>
+                          <pic:cNvPr descr="./FiguresPNG/intrototrig-fig2-2.png" id="36" name="Picture"/>
                           <pic:cNvPicPr>
                             <a:picLocks noChangeArrowheads="1" noChangeAspect="1"/>
                           </pic:cNvPicPr>
                         </pic:nvPicPr>
                         <pic:blipFill>
-                          <a:blip r:embed="rId45"/>
+                          <a:blip r:embed="rId34"/>
                           <a:stretch>
                             <a:fillRect/>
                           </a:stretch>
@@ -2723,7 +2765,7 @@
               <w:t xml:space="preserve">Figure 4: The unit circle, with a few angles labelled to show the triangles formed.</w:t>
             </w:r>
           </w:p>
-          <w:bookmarkEnd w:id="48"/>
+          <w:bookmarkEnd w:id="37"/>
         </w:tc>
       </w:tr>
     </w:tbl>
@@ -2744,31 +2786,33 @@
           </m:rPr>
           <m:t>sin</m:t>
         </m:r>
-        <m:d>
-          <m:dPr>
-            <m:begChr m:val="("/>
-            <m:sepChr m:val=""/>
-            <m:endChr m:val=")"/>
-            <m:grow/>
-          </m:dPr>
-          <m:e>
-            <m:r>
-              <m:t>4</m:t>
-            </m:r>
-            <m:r>
-              <m:t>π</m:t>
-            </m:r>
-            <m:r>
-              <m:rPr>
-                <m:sty m:val="p"/>
-              </m:rPr>
-              <m:t>/</m:t>
-            </m:r>
-            <m:r>
-              <m:t>3</m:t>
-            </m:r>
-          </m:e>
-        </m:d>
+        <m:r>
+          <m:rPr>
+            <m:sty m:val="p"/>
+          </m:rPr>
+          <m:t>(</m:t>
+        </m:r>
+        <m:r>
+          <m:t>4</m:t>
+        </m:r>
+        <m:r>
+          <m:t>π</m:t>
+        </m:r>
+        <m:r>
+          <m:rPr>
+            <m:sty m:val="p"/>
+          </m:rPr>
+          <m:t>/</m:t>
+        </m:r>
+        <m:r>
+          <m:t>3</m:t>
+        </m:r>
+        <m:r>
+          <m:rPr>
+            <m:sty m:val="p"/>
+          </m:rPr>
+          <m:t>)</m:t>
+        </m:r>
       </m:oMath>
       <w:r>
         <w:t xml:space="preserve"> </w:t>
@@ -2786,31 +2830,33 @@
           </m:rPr>
           <m:t>cos</m:t>
         </m:r>
-        <m:d>
-          <m:dPr>
-            <m:begChr m:val="("/>
-            <m:sepChr m:val=""/>
-            <m:endChr m:val=")"/>
-            <m:grow/>
-          </m:dPr>
-          <m:e>
-            <m:r>
-              <m:t>4</m:t>
-            </m:r>
-            <m:r>
-              <m:t>π</m:t>
-            </m:r>
-            <m:r>
-              <m:rPr>
-                <m:sty m:val="p"/>
-              </m:rPr>
-              <m:t>/</m:t>
-            </m:r>
-            <m:r>
-              <m:t>3</m:t>
-            </m:r>
-          </m:e>
-        </m:d>
+        <m:r>
+          <m:rPr>
+            <m:sty m:val="p"/>
+          </m:rPr>
+          <m:t>(</m:t>
+        </m:r>
+        <m:r>
+          <m:t>4</m:t>
+        </m:r>
+        <m:r>
+          <m:t>π</m:t>
+        </m:r>
+        <m:r>
+          <m:rPr>
+            <m:sty m:val="p"/>
+          </m:rPr>
+          <m:t>/</m:t>
+        </m:r>
+        <m:r>
+          <m:t>3</m:t>
+        </m:r>
+        <m:r>
+          <m:rPr>
+            <m:sty m:val="p"/>
+          </m:rPr>
+          <m:t>)</m:t>
+        </m:r>
       </m:oMath>
       <w:r>
         <w:t xml:space="preserve"> </w:t>
@@ -2913,18 +2959,18 @@
                 <wp:inline>
                   <wp:extent cx="152400" cy="152400"/>
                   <wp:effectExtent b="0" l="0" r="0" t="0"/>
-                  <wp:docPr descr="" title="" id="49" name="Picture"/>
+                  <wp:docPr descr="" title="" id="38" name="Picture"/>
                   <a:graphic>
                     <a:graphicData uri="http://schemas.openxmlformats.org/drawingml/2006/picture">
                       <pic:pic>
                         <pic:nvPicPr>
-                          <pic:cNvPr descr="/Applications/quarto/share/formats/docx/note.png" id="50" name="Picture"/>
+                          <pic:cNvPr descr="/Applications/quarto/share/formats/docx/note.png" id="39" name="Picture"/>
                           <pic:cNvPicPr>
                             <a:picLocks noChangeArrowheads="1" noChangeAspect="1"/>
                           </pic:cNvPicPr>
                         </pic:nvPicPr>
                         <pic:blipFill>
-                          <a:blip r:embed="rId27"/>
+                          <a:blip r:embed="rId16"/>
                           <a:stretch>
                             <a:fillRect/>
                           </a:stretch>
@@ -2987,28 +3033,30 @@
               <w:t xml:space="preserve"> </w:t>
             </w:r>
             <m:oMath>
-              <m:d>
-                <m:dPr>
-                  <m:begChr m:val="("/>
-                  <m:sepChr m:val=""/>
-                  <m:endChr m:val=")"/>
-                  <m:grow/>
-                </m:dPr>
-                <m:e>
-                  <m:r>
-                    <m:t>x</m:t>
-                  </m:r>
-                  <m:r>
-                    <m:rPr>
-                      <m:sty m:val="p"/>
-                    </m:rPr>
-                    <m:t>,</m:t>
-                  </m:r>
-                  <m:r>
-                    <m:t>y</m:t>
-                  </m:r>
-                </m:e>
-              </m:d>
+              <m:r>
+                <m:rPr>
+                  <m:sty m:val="p"/>
+                </m:rPr>
+                <m:t>(</m:t>
+              </m:r>
+              <m:r>
+                <m:t>x</m:t>
+              </m:r>
+              <m:r>
+                <m:rPr>
+                  <m:sty m:val="p"/>
+                </m:rPr>
+                <m:t>,</m:t>
+              </m:r>
+              <m:r>
+                <m:t>y</m:t>
+              </m:r>
+              <m:r>
+                <m:rPr>
+                  <m:sty m:val="p"/>
+                </m:rPr>
+                <m:t>)</m:t>
+              </m:r>
             </m:oMath>
             <w:r>
               <w:t xml:space="preserve"> </w:t>
@@ -3020,28 +3068,30 @@
               <w:t xml:space="preserve"> </w:t>
             </w:r>
             <m:oMath>
-              <m:d>
-                <m:dPr>
-                  <m:begChr m:val="("/>
-                  <m:sepChr m:val=""/>
-                  <m:endChr m:val=")"/>
-                  <m:grow/>
-                </m:dPr>
-                <m:e>
-                  <m:r>
-                    <m:t>0</m:t>
-                  </m:r>
-                  <m:r>
-                    <m:rPr>
-                      <m:sty m:val="p"/>
-                    </m:rPr>
-                    <m:t>,</m:t>
-                  </m:r>
-                  <m:r>
-                    <m:t>0</m:t>
-                  </m:r>
-                </m:e>
-              </m:d>
+              <m:r>
+                <m:rPr>
+                  <m:sty m:val="p"/>
+                </m:rPr>
+                <m:t>(</m:t>
+              </m:r>
+              <m:r>
+                <m:t>0</m:t>
+              </m:r>
+              <m:r>
+                <m:rPr>
+                  <m:sty m:val="p"/>
+                </m:rPr>
+                <m:t>,</m:t>
+              </m:r>
+              <m:r>
+                <m:t>0</m:t>
+              </m:r>
+              <m:r>
+                <m:rPr>
+                  <m:sty m:val="p"/>
+                </m:rPr>
+                <m:t>)</m:t>
+              </m:r>
             </m:oMath>
             <w:r>
               <w:t xml:space="preserve">. Let</w:t>
@@ -3075,28 +3125,30 @@
               <w:t xml:space="preserve"> </w:t>
             </w:r>
             <m:oMath>
-              <m:d>
-                <m:dPr>
-                  <m:begChr m:val="("/>
-                  <m:sepChr m:val=""/>
-                  <m:endChr m:val=")"/>
-                  <m:grow/>
-                </m:dPr>
-                <m:e>
-                  <m:r>
-                    <m:t>x</m:t>
-                  </m:r>
-                  <m:r>
-                    <m:rPr>
-                      <m:sty m:val="p"/>
-                    </m:rPr>
-                    <m:t>,</m:t>
-                  </m:r>
-                  <m:r>
-                    <m:t>y</m:t>
-                  </m:r>
-                </m:e>
-              </m:d>
+              <m:r>
+                <m:rPr>
+                  <m:sty m:val="p"/>
+                </m:rPr>
+                <m:t>(</m:t>
+              </m:r>
+              <m:r>
+                <m:t>x</m:t>
+              </m:r>
+              <m:r>
+                <m:rPr>
+                  <m:sty m:val="p"/>
+                </m:rPr>
+                <m:t>,</m:t>
+              </m:r>
+              <m:r>
+                <m:t>y</m:t>
+              </m:r>
+              <m:r>
+                <m:rPr>
+                  <m:sty m:val="p"/>
+                </m:rPr>
+                <m:t>)</m:t>
+              </m:r>
             </m:oMath>
             <w:r>
               <w:t xml:space="preserve">. Define</w:t>
@@ -3117,19 +3169,21 @@
                   </m:rPr>
                   <m:t>cos</m:t>
                 </m:r>
-                <m:d>
-                  <m:dPr>
-                    <m:begChr m:val="("/>
-                    <m:sepChr m:val=""/>
-                    <m:endChr m:val=")"/>
-                    <m:grow/>
-                  </m:dPr>
-                  <m:e>
-                    <m:r>
-                      <m:t>θ</m:t>
-                    </m:r>
-                  </m:e>
-                </m:d>
+                <m:r>
+                  <m:rPr>
+                    <m:sty m:val="p"/>
+                  </m:rPr>
+                  <m:t>(</m:t>
+                </m:r>
+                <m:r>
+                  <m:t>θ</m:t>
+                </m:r>
+                <m:r>
+                  <m:rPr>
+                    <m:sty m:val="p"/>
+                  </m:rPr>
+                  <m:t>)</m:t>
+                </m:r>
                 <m:r>
                   <m:rPr>
                     <m:sty m:val="p"/>
@@ -3148,19 +3202,21 @@
                   </m:rPr>
                   <m:t>sin</m:t>
                 </m:r>
-                <m:d>
-                  <m:dPr>
-                    <m:begChr m:val="("/>
-                    <m:sepChr m:val=""/>
-                    <m:endChr m:val=")"/>
-                    <m:grow/>
-                  </m:dPr>
-                  <m:e>
-                    <m:r>
-                      <m:t>θ</m:t>
-                    </m:r>
-                  </m:e>
-                </m:d>
+                <m:r>
+                  <m:rPr>
+                    <m:sty m:val="p"/>
+                  </m:rPr>
+                  <m:t>(</m:t>
+                </m:r>
+                <m:r>
+                  <m:t>θ</m:t>
+                </m:r>
+                <m:r>
+                  <m:rPr>
+                    <m:sty m:val="p"/>
+                  </m:rPr>
+                  <m:t>)</m:t>
+                </m:r>
                 <m:r>
                   <m:rPr>
                     <m:sty m:val="p"/>
@@ -3196,19 +3252,21 @@
                   </m:rPr>
                   <m:t>tan</m:t>
                 </m:r>
-                <m:d>
-                  <m:dPr>
-                    <m:begChr m:val="("/>
-                    <m:sepChr m:val=""/>
-                    <m:endChr m:val=")"/>
-                    <m:grow/>
-                  </m:dPr>
-                  <m:e>
-                    <m:r>
-                      <m:t>θ</m:t>
-                    </m:r>
-                  </m:e>
-                </m:d>
+                <m:r>
+                  <m:rPr>
+                    <m:sty m:val="p"/>
+                  </m:rPr>
+                  <m:t>(</m:t>
+                </m:r>
+                <m:r>
+                  <m:t>θ</m:t>
+                </m:r>
+                <m:r>
+                  <m:rPr>
+                    <m:sty m:val="p"/>
+                  </m:rPr>
+                  <m:t>)</m:t>
+                </m:r>
                 <m:r>
                   <m:rPr>
                     <m:sty m:val="p"/>
@@ -3247,19 +3305,21 @@
                       </m:rPr>
                       <m:t>sin</m:t>
                     </m:r>
-                    <m:d>
-                      <m:dPr>
-                        <m:begChr m:val="("/>
-                        <m:sepChr m:val=""/>
-                        <m:endChr m:val=")"/>
-                        <m:grow/>
-                      </m:dPr>
-                      <m:e>
-                        <m:r>
-                          <m:t>θ</m:t>
-                        </m:r>
-                      </m:e>
-                    </m:d>
+                    <m:r>
+                      <m:rPr>
+                        <m:sty m:val="p"/>
+                      </m:rPr>
+                      <m:t>(</m:t>
+                    </m:r>
+                    <m:r>
+                      <m:t>θ</m:t>
+                    </m:r>
+                    <m:r>
+                      <m:rPr>
+                        <m:sty m:val="p"/>
+                      </m:rPr>
+                      <m:t>)</m:t>
+                    </m:r>
                   </m:num>
                   <m:den>
                     <m:r>
@@ -3268,19 +3328,21 @@
                       </m:rPr>
                       <m:t>cos</m:t>
                     </m:r>
-                    <m:d>
-                      <m:dPr>
-                        <m:begChr m:val="("/>
-                        <m:sepChr m:val=""/>
-                        <m:endChr m:val=")"/>
-                        <m:grow/>
-                      </m:dPr>
-                      <m:e>
-                        <m:r>
-                          <m:t>θ</m:t>
-                        </m:r>
-                      </m:e>
-                    </m:d>
+                    <m:r>
+                      <m:rPr>
+                        <m:sty m:val="p"/>
+                      </m:rPr>
+                      <m:t>(</m:t>
+                    </m:r>
+                    <m:r>
+                      <m:t>θ</m:t>
+                    </m:r>
+                    <m:r>
+                      <m:rPr>
+                        <m:sty m:val="p"/>
+                      </m:rPr>
+                      <m:t>)</m:t>
+                    </m:r>
                   </m:den>
                 </m:f>
               </m:oMath>
@@ -3307,19 +3369,21 @@
           </m:rPr>
           <m:t>cos</m:t>
         </m:r>
-        <m:d>
-          <m:dPr>
-            <m:begChr m:val="("/>
-            <m:sepChr m:val=""/>
-            <m:endChr m:val=")"/>
-            <m:grow/>
-          </m:dPr>
-          <m:e>
-            <m:r>
-              <m:t>t</m:t>
-            </m:r>
-          </m:e>
-        </m:d>
+        <m:r>
+          <m:rPr>
+            <m:sty m:val="p"/>
+          </m:rPr>
+          <m:t>(</m:t>
+        </m:r>
+        <m:r>
+          <m:t>t</m:t>
+        </m:r>
+        <m:r>
+          <m:rPr>
+            <m:sty m:val="p"/>
+          </m:rPr>
+          <m:t>)</m:t>
+        </m:r>
         <m:r>
           <m:rPr>
             <m:sty m:val="p"/>
@@ -3332,19 +3396,21 @@
           </m:rPr>
           <m:t>sin</m:t>
         </m:r>
-        <m:d>
-          <m:dPr>
-            <m:begChr m:val="("/>
-            <m:sepChr m:val=""/>
-            <m:endChr m:val=")"/>
-            <m:grow/>
-          </m:dPr>
-          <m:e>
-            <m:r>
-              <m:t>t</m:t>
-            </m:r>
-          </m:e>
-        </m:d>
+        <m:r>
+          <m:rPr>
+            <m:sty m:val="p"/>
+          </m:rPr>
+          <m:t>(</m:t>
+        </m:r>
+        <m:r>
+          <m:t>t</m:t>
+        </m:r>
+        <m:r>
+          <m:rPr>
+            <m:sty m:val="p"/>
+          </m:rPr>
+          <m:t>)</m:t>
+        </m:r>
         <m:r>
           <m:rPr>
             <m:sty m:val="p"/>
@@ -3357,19 +3423,21 @@
           </m:rPr>
           <m:t>tan</m:t>
         </m:r>
-        <m:d>
-          <m:dPr>
-            <m:begChr m:val="("/>
-            <m:sepChr m:val=""/>
-            <m:endChr m:val=")"/>
-            <m:grow/>
-          </m:dPr>
-          <m:e>
-            <m:r>
-              <m:t>t</m:t>
-            </m:r>
-          </m:e>
-        </m:d>
+        <m:r>
+          <m:rPr>
+            <m:sty m:val="p"/>
+          </m:rPr>
+          <m:t>(</m:t>
+        </m:r>
+        <m:r>
+          <m:t>t</m:t>
+        </m:r>
+        <m:r>
+          <m:rPr>
+            <m:sty m:val="p"/>
+          </m:rPr>
+          <m:t>)</m:t>
+        </m:r>
       </m:oMath>
       <w:r>
         <w:t xml:space="preserve"> </w:t>
@@ -3405,7 +3473,7 @@
       <w:tr>
         <w:tc>
           <w:tcPr/>
-          <w:bookmarkStart w:id="54" w:name="fig-2"/>
+          <w:bookmarkStart w:id="43" w:name="fig-2"/>
           <w:p>
             <w:pPr>
               <w:pStyle w:val="Compact"/>
@@ -3416,18 +3484,18 @@
                 <wp:inline>
                   <wp:extent cx="5755521" cy="4162202"/>
                   <wp:effectExtent b="0" l="0" r="0" t="0"/>
-                  <wp:docPr descr="" title="" id="52" name="Picture"/>
+                  <wp:docPr descr="" title="" id="41" name="Picture"/>
                   <a:graphic>
                     <a:graphicData uri="http://schemas.openxmlformats.org/drawingml/2006/picture">
                       <pic:pic>
                         <pic:nvPicPr>
-                          <pic:cNvPr descr="./FiguresPNG/intrototrig-fig3-3.png" id="53" name="Picture"/>
+                          <pic:cNvPr descr="./FiguresPNG/intrototrig-fig3-3.png" id="42" name="Picture"/>
                           <pic:cNvPicPr>
                             <a:picLocks noChangeArrowheads="1" noChangeAspect="1"/>
                           </pic:cNvPicPr>
                         </pic:nvPicPr>
                         <pic:blipFill>
-                          <a:blip r:embed="rId51"/>
+                          <a:blip r:embed="rId40"/>
                           <a:stretch>
                             <a:fillRect/>
                           </a:stretch>
@@ -3467,7 +3535,7 @@
               <w:t xml:space="preserve">Figure 5: The unit circle, labelled with what each function represents.</w:t>
             </w:r>
           </w:p>
-          <w:bookmarkEnd w:id="54"/>
+          <w:bookmarkEnd w:id="43"/>
         </w:tc>
       </w:tr>
     </w:tbl>
@@ -3709,19 +3777,21 @@
           </m:rPr>
           <m:t>cos</m:t>
         </m:r>
-        <m:d>
-          <m:dPr>
-            <m:begChr m:val="("/>
-            <m:sepChr m:val=""/>
-            <m:endChr m:val=")"/>
-            <m:grow/>
-          </m:dPr>
-          <m:e>
-            <m:r>
-              <m:t>θ</m:t>
-            </m:r>
-          </m:e>
-        </m:d>
+        <m:r>
+          <m:rPr>
+            <m:sty m:val="p"/>
+          </m:rPr>
+          <m:t>(</m:t>
+        </m:r>
+        <m:r>
+          <m:t>θ</m:t>
+        </m:r>
+        <m:r>
+          <m:rPr>
+            <m:sty m:val="p"/>
+          </m:rPr>
+          <m:t>)</m:t>
+        </m:r>
         <m:r>
           <m:rPr>
             <m:sty m:val="p"/>
@@ -3748,19 +3818,21 @@
           </m:rPr>
           <m:t>sin</m:t>
         </m:r>
-        <m:d>
-          <m:dPr>
-            <m:begChr m:val="("/>
-            <m:sepChr m:val=""/>
-            <m:endChr m:val=")"/>
-            <m:grow/>
-          </m:dPr>
-          <m:e>
-            <m:r>
-              <m:t>θ</m:t>
-            </m:r>
-          </m:e>
-        </m:d>
+        <m:r>
+          <m:rPr>
+            <m:sty m:val="p"/>
+          </m:rPr>
+          <m:t>(</m:t>
+        </m:r>
+        <m:r>
+          <m:t>θ</m:t>
+        </m:r>
+        <m:r>
+          <m:rPr>
+            <m:sty m:val="p"/>
+          </m:rPr>
+          <m:t>)</m:t>
+        </m:r>
         <m:r>
           <m:rPr>
             <m:sty m:val="p"/>
@@ -3905,19 +3977,21 @@
           </m:rPr>
           <m:t>cos</m:t>
         </m:r>
-        <m:d>
-          <m:dPr>
-            <m:begChr m:val="("/>
-            <m:sepChr m:val=""/>
-            <m:endChr m:val=")"/>
-            <m:grow/>
-          </m:dPr>
-          <m:e>
-            <m:r>
-              <m:t>θ</m:t>
-            </m:r>
-          </m:e>
-        </m:d>
+        <m:r>
+          <m:rPr>
+            <m:sty m:val="p"/>
+          </m:rPr>
+          <m:t>(</m:t>
+        </m:r>
+        <m:r>
+          <m:t>θ</m:t>
+        </m:r>
+        <m:r>
+          <m:rPr>
+            <m:sty m:val="p"/>
+          </m:rPr>
+          <m:t>)</m:t>
+        </m:r>
         <m:r>
           <m:rPr>
             <m:sty m:val="p"/>
@@ -3944,19 +4018,21 @@
           </m:rPr>
           <m:t>sin</m:t>
         </m:r>
-        <m:d>
-          <m:dPr>
-            <m:begChr m:val="("/>
-            <m:sepChr m:val=""/>
-            <m:endChr m:val=")"/>
-            <m:grow/>
-          </m:dPr>
-          <m:e>
-            <m:r>
-              <m:t>θ</m:t>
-            </m:r>
-          </m:e>
-        </m:d>
+        <m:r>
+          <m:rPr>
+            <m:sty m:val="p"/>
+          </m:rPr>
+          <m:t>(</m:t>
+        </m:r>
+        <m:r>
+          <m:t>θ</m:t>
+        </m:r>
+        <m:r>
+          <m:rPr>
+            <m:sty m:val="p"/>
+          </m:rPr>
+          <m:t>)</m:t>
+        </m:r>
         <m:r>
           <m:rPr>
             <m:sty m:val="p"/>
@@ -3980,19 +4056,21 @@
           </m:rPr>
           <m:t>tan</m:t>
         </m:r>
-        <m:d>
-          <m:dPr>
-            <m:begChr m:val="("/>
-            <m:sepChr m:val=""/>
-            <m:endChr m:val=")"/>
-            <m:grow/>
-          </m:dPr>
-          <m:e>
-            <m:r>
-              <m:t>θ</m:t>
-            </m:r>
-          </m:e>
-        </m:d>
+        <m:r>
+          <m:rPr>
+            <m:sty m:val="p"/>
+          </m:rPr>
+          <m:t>(</m:t>
+        </m:r>
+        <m:r>
+          <m:t>θ</m:t>
+        </m:r>
+        <m:r>
+          <m:rPr>
+            <m:sty m:val="p"/>
+          </m:rPr>
+          <m:t>)</m:t>
+        </m:r>
         <m:r>
           <m:rPr>
             <m:sty m:val="p"/>
@@ -4114,19 +4192,21 @@
           </m:rPr>
           <m:t>cos</m:t>
         </m:r>
-        <m:d>
-          <m:dPr>
-            <m:begChr m:val="("/>
-            <m:sepChr m:val=""/>
-            <m:endChr m:val=")"/>
-            <m:grow/>
-          </m:dPr>
-          <m:e>
-            <m:r>
-              <m:t>θ</m:t>
-            </m:r>
-          </m:e>
-        </m:d>
+        <m:r>
+          <m:rPr>
+            <m:sty m:val="p"/>
+          </m:rPr>
+          <m:t>(</m:t>
+        </m:r>
+        <m:r>
+          <m:t>θ</m:t>
+        </m:r>
+        <m:r>
+          <m:rPr>
+            <m:sty m:val="p"/>
+          </m:rPr>
+          <m:t>)</m:t>
+        </m:r>
         <m:r>
           <m:rPr>
             <m:sty m:val="p"/>
@@ -4153,19 +4233,21 @@
           </m:rPr>
           <m:t>sin</m:t>
         </m:r>
-        <m:d>
-          <m:dPr>
-            <m:begChr m:val="("/>
-            <m:sepChr m:val=""/>
-            <m:endChr m:val=")"/>
-            <m:grow/>
-          </m:dPr>
-          <m:e>
-            <m:r>
-              <m:t>θ</m:t>
-            </m:r>
-          </m:e>
-        </m:d>
+        <m:r>
+          <m:rPr>
+            <m:sty m:val="p"/>
+          </m:rPr>
+          <m:t>(</m:t>
+        </m:r>
+        <m:r>
+          <m:t>θ</m:t>
+        </m:r>
+        <m:r>
+          <m:rPr>
+            <m:sty m:val="p"/>
+          </m:rPr>
+          <m:t>)</m:t>
+        </m:r>
         <m:r>
           <m:rPr>
             <m:sty m:val="p"/>
@@ -4189,19 +4271,21 @@
           </m:rPr>
           <m:t>tan</m:t>
         </m:r>
-        <m:d>
-          <m:dPr>
-            <m:begChr m:val="("/>
-            <m:sepChr m:val=""/>
-            <m:endChr m:val=")"/>
-            <m:grow/>
-          </m:dPr>
-          <m:e>
-            <m:r>
-              <m:t>θ</m:t>
-            </m:r>
-          </m:e>
-        </m:d>
+        <m:r>
+          <m:rPr>
+            <m:sty m:val="p"/>
+          </m:rPr>
+          <m:t>(</m:t>
+        </m:r>
+        <m:r>
+          <m:t>θ</m:t>
+        </m:r>
+        <m:r>
+          <m:rPr>
+            <m:sty m:val="p"/>
+          </m:rPr>
+          <m:t>)</m:t>
+        </m:r>
         <m:r>
           <m:rPr>
             <m:sty m:val="p"/>
@@ -4326,19 +4410,21 @@
           </m:rPr>
           <m:t>cos</m:t>
         </m:r>
-        <m:d>
-          <m:dPr>
-            <m:begChr m:val="("/>
-            <m:sepChr m:val=""/>
-            <m:endChr m:val=")"/>
-            <m:grow/>
-          </m:dPr>
-          <m:e>
-            <m:r>
-              <m:t>θ</m:t>
-            </m:r>
-          </m:e>
-        </m:d>
+        <m:r>
+          <m:rPr>
+            <m:sty m:val="p"/>
+          </m:rPr>
+          <m:t>(</m:t>
+        </m:r>
+        <m:r>
+          <m:t>θ</m:t>
+        </m:r>
+        <m:r>
+          <m:rPr>
+            <m:sty m:val="p"/>
+          </m:rPr>
+          <m:t>)</m:t>
+        </m:r>
         <m:r>
           <m:rPr>
             <m:sty m:val="p"/>
@@ -4365,19 +4451,21 @@
           </m:rPr>
           <m:t>sin</m:t>
         </m:r>
-        <m:d>
-          <m:dPr>
-            <m:begChr m:val="("/>
-            <m:sepChr m:val=""/>
-            <m:endChr m:val=")"/>
-            <m:grow/>
-          </m:dPr>
-          <m:e>
-            <m:r>
-              <m:t>θ</m:t>
-            </m:r>
-          </m:e>
-        </m:d>
+        <m:r>
+          <m:rPr>
+            <m:sty m:val="p"/>
+          </m:rPr>
+          <m:t>(</m:t>
+        </m:r>
+        <m:r>
+          <m:t>θ</m:t>
+        </m:r>
+        <m:r>
+          <m:rPr>
+            <m:sty m:val="p"/>
+          </m:rPr>
+          <m:t>)</m:t>
+        </m:r>
         <m:r>
           <m:rPr>
             <m:sty m:val="p"/>
@@ -4401,19 +4489,21 @@
           </m:rPr>
           <m:t>tan</m:t>
         </m:r>
-        <m:d>
-          <m:dPr>
-            <m:begChr m:val="("/>
-            <m:sepChr m:val=""/>
-            <m:endChr m:val=")"/>
-            <m:grow/>
-          </m:dPr>
-          <m:e>
-            <m:r>
-              <m:t>θ</m:t>
-            </m:r>
-          </m:e>
-        </m:d>
+        <m:r>
+          <m:rPr>
+            <m:sty m:val="p"/>
+          </m:rPr>
+          <m:t>(</m:t>
+        </m:r>
+        <m:r>
+          <m:t>θ</m:t>
+        </m:r>
+        <m:r>
+          <m:rPr>
+            <m:sty m:val="p"/>
+          </m:rPr>
+          <m:t>)</m:t>
+        </m:r>
         <m:r>
           <m:rPr>
             <m:sty m:val="p"/>
@@ -4466,7 +4556,7 @@
       <w:tr>
         <w:tc>
           <w:tcPr/>
-          <w:bookmarkStart w:id="58" w:name="fig-5"/>
+          <w:bookmarkStart w:id="47" w:name="fig-5"/>
           <w:p>
             <w:pPr>
               <w:pStyle w:val="Compact"/>
@@ -4477,18 +4567,18 @@
                 <wp:inline>
                   <wp:extent cx="5755521" cy="3229452"/>
                   <wp:effectExtent b="0" l="0" r="0" t="0"/>
-                  <wp:docPr descr="" title="" id="56" name="Picture"/>
+                  <wp:docPr descr="" title="" id="45" name="Picture"/>
                   <a:graphic>
                     <a:graphicData uri="http://schemas.openxmlformats.org/drawingml/2006/picture">
                       <pic:pic>
                         <pic:nvPicPr>
-                          <pic:cNvPr descr="./FiguresPNG/intrototrig-fig5-5.png" id="57" name="Picture"/>
+                          <pic:cNvPr descr="./FiguresPNG/intrototrig-fig5-5.png" id="46" name="Picture"/>
                           <pic:cNvPicPr>
                             <a:picLocks noChangeArrowheads="1" noChangeAspect="1"/>
                           </pic:cNvPicPr>
                         </pic:nvPicPr>
                         <pic:blipFill>
-                          <a:blip r:embed="rId55"/>
+                          <a:blip r:embed="rId44"/>
                           <a:stretch>
                             <a:fillRect/>
                           </a:stretch>
@@ -4528,7 +4618,7 @@
               <w:t xml:space="preserve">Figure 6: A graphical depiction of signs of trigonometric functions in each quadrant.</w:t>
             </w:r>
           </w:p>
-          <w:bookmarkEnd w:id="58"/>
+          <w:bookmarkEnd w:id="47"/>
         </w:tc>
       </w:tr>
     </w:tbl>
@@ -4780,19 +4870,21 @@
           </m:rPr>
           <m:t>cos</m:t>
         </m:r>
-        <m:d>
-          <m:dPr>
-            <m:begChr m:val="("/>
-            <m:sepChr m:val=""/>
-            <m:endChr m:val=")"/>
-            <m:grow/>
-          </m:dPr>
-          <m:e>
-            <m:r>
-              <m:t>0</m:t>
-            </m:r>
-          </m:e>
-        </m:d>
+        <m:r>
+          <m:rPr>
+            <m:sty m:val="p"/>
+          </m:rPr>
+          <m:t>(</m:t>
+        </m:r>
+        <m:r>
+          <m:t>0</m:t>
+        </m:r>
+        <m:r>
+          <m:rPr>
+            <m:sty m:val="p"/>
+          </m:rPr>
+          <m:t>)</m:t>
+        </m:r>
         <m:r>
           <m:rPr>
             <m:sty m:val="p"/>
@@ -4837,19 +4929,21 @@
           </m:rPr>
           <m:t>sin</m:t>
         </m:r>
-        <m:d>
-          <m:dPr>
-            <m:begChr m:val="("/>
-            <m:sepChr m:val=""/>
-            <m:endChr m:val=")"/>
-            <m:grow/>
-          </m:dPr>
-          <m:e>
-            <m:r>
-              <m:t>0</m:t>
-            </m:r>
-          </m:e>
-        </m:d>
+        <m:r>
+          <m:rPr>
+            <m:sty m:val="p"/>
+          </m:rPr>
+          <m:t>(</m:t>
+        </m:r>
+        <m:r>
+          <m:t>0</m:t>
+        </m:r>
+        <m:r>
+          <m:rPr>
+            <m:sty m:val="p"/>
+          </m:rPr>
+          <m:t>)</m:t>
+        </m:r>
         <m:r>
           <m:rPr>
             <m:sty m:val="p"/>
@@ -4897,19 +4991,21 @@
           </m:rPr>
           <m:t>tan</m:t>
         </m:r>
-        <m:d>
-          <m:dPr>
-            <m:begChr m:val="("/>
-            <m:sepChr m:val=""/>
-            <m:endChr m:val=")"/>
-            <m:grow/>
-          </m:dPr>
-          <m:e>
-            <m:r>
-              <m:t>0</m:t>
-            </m:r>
-          </m:e>
-        </m:d>
+        <m:r>
+          <m:rPr>
+            <m:sty m:val="p"/>
+          </m:rPr>
+          <m:t>(</m:t>
+        </m:r>
+        <m:r>
+          <m:t>0</m:t>
+        </m:r>
+        <m:r>
+          <m:rPr>
+            <m:sty m:val="p"/>
+          </m:rPr>
+          <m:t>)</m:t>
+        </m:r>
         <m:r>
           <m:rPr>
             <m:sty m:val="p"/>
@@ -4922,19 +5018,21 @@
           </m:rPr>
           <m:t>sin</m:t>
         </m:r>
-        <m:d>
-          <m:dPr>
-            <m:begChr m:val="("/>
-            <m:sepChr m:val=""/>
-            <m:endChr m:val=")"/>
-            <m:grow/>
-          </m:dPr>
-          <m:e>
-            <m:r>
-              <m:t>0</m:t>
-            </m:r>
-          </m:e>
-        </m:d>
+        <m:r>
+          <m:rPr>
+            <m:sty m:val="p"/>
+          </m:rPr>
+          <m:t>(</m:t>
+        </m:r>
+        <m:r>
+          <m:t>0</m:t>
+        </m:r>
+        <m:r>
+          <m:rPr>
+            <m:sty m:val="p"/>
+          </m:rPr>
+          <m:t>)</m:t>
+        </m:r>
         <m:r>
           <m:rPr>
             <m:sty m:val="p"/>
@@ -4947,19 +5045,21 @@
           </m:rPr>
           <m:t>cos</m:t>
         </m:r>
-        <m:d>
-          <m:dPr>
-            <m:begChr m:val="("/>
-            <m:sepChr m:val=""/>
-            <m:endChr m:val=")"/>
-            <m:grow/>
-          </m:dPr>
-          <m:e>
-            <m:r>
-              <m:t>0</m:t>
-            </m:r>
-          </m:e>
-        </m:d>
+        <m:r>
+          <m:rPr>
+            <m:sty m:val="p"/>
+          </m:rPr>
+          <m:t>(</m:t>
+        </m:r>
+        <m:r>
+          <m:t>0</m:t>
+        </m:r>
+        <m:r>
+          <m:rPr>
+            <m:sty m:val="p"/>
+          </m:rPr>
+          <m:t>)</m:t>
+        </m:r>
         <m:r>
           <m:rPr>
             <m:sty m:val="p"/>
@@ -5115,28 +5215,30 @@
           </m:rPr>
           <m:t>cos</m:t>
         </m:r>
-        <m:d>
-          <m:dPr>
-            <m:begChr m:val="("/>
-            <m:sepChr m:val=""/>
-            <m:endChr m:val=")"/>
-            <m:grow/>
-          </m:dPr>
-          <m:e>
-            <m:r>
-              <m:t>π</m:t>
-            </m:r>
-            <m:r>
-              <m:rPr>
-                <m:sty m:val="p"/>
-              </m:rPr>
-              <m:t>/</m:t>
-            </m:r>
-            <m:r>
-              <m:t>2</m:t>
-            </m:r>
-          </m:e>
-        </m:d>
+        <m:r>
+          <m:rPr>
+            <m:sty m:val="p"/>
+          </m:rPr>
+          <m:t>(</m:t>
+        </m:r>
+        <m:r>
+          <m:t>π</m:t>
+        </m:r>
+        <m:r>
+          <m:rPr>
+            <m:sty m:val="p"/>
+          </m:rPr>
+          <m:t>/</m:t>
+        </m:r>
+        <m:r>
+          <m:t>2</m:t>
+        </m:r>
+        <m:r>
+          <m:rPr>
+            <m:sty m:val="p"/>
+          </m:rPr>
+          <m:t>)</m:t>
+        </m:r>
         <m:r>
           <m:rPr>
             <m:sty m:val="p"/>
@@ -5181,28 +5283,30 @@
           </m:rPr>
           <m:t>sin</m:t>
         </m:r>
-        <m:d>
-          <m:dPr>
-            <m:begChr m:val="("/>
-            <m:sepChr m:val=""/>
-            <m:endChr m:val=")"/>
-            <m:grow/>
-          </m:dPr>
-          <m:e>
-            <m:r>
-              <m:t>π</m:t>
-            </m:r>
-            <m:r>
-              <m:rPr>
-                <m:sty m:val="p"/>
-              </m:rPr>
-              <m:t>/</m:t>
-            </m:r>
-            <m:r>
-              <m:t>2</m:t>
-            </m:r>
-          </m:e>
-        </m:d>
+        <m:r>
+          <m:rPr>
+            <m:sty m:val="p"/>
+          </m:rPr>
+          <m:t>(</m:t>
+        </m:r>
+        <m:r>
+          <m:t>π</m:t>
+        </m:r>
+        <m:r>
+          <m:rPr>
+            <m:sty m:val="p"/>
+          </m:rPr>
+          <m:t>/</m:t>
+        </m:r>
+        <m:r>
+          <m:t>2</m:t>
+        </m:r>
+        <m:r>
+          <m:rPr>
+            <m:sty m:val="p"/>
+          </m:rPr>
+          <m:t>)</m:t>
+        </m:r>
         <m:r>
           <m:rPr>
             <m:sty m:val="p"/>
@@ -5244,28 +5348,30 @@
           </m:rPr>
           <m:t>tan</m:t>
         </m:r>
-        <m:d>
-          <m:dPr>
-            <m:begChr m:val="("/>
-            <m:sepChr m:val=""/>
-            <m:endChr m:val=")"/>
-            <m:grow/>
-          </m:dPr>
-          <m:e>
-            <m:r>
-              <m:t>π</m:t>
-            </m:r>
-            <m:r>
-              <m:rPr>
-                <m:sty m:val="p"/>
-              </m:rPr>
-              <m:t>/</m:t>
-            </m:r>
-            <m:r>
-              <m:t>2</m:t>
-            </m:r>
-          </m:e>
-        </m:d>
+        <m:r>
+          <m:rPr>
+            <m:sty m:val="p"/>
+          </m:rPr>
+          <m:t>(</m:t>
+        </m:r>
+        <m:r>
+          <m:t>π</m:t>
+        </m:r>
+        <m:r>
+          <m:rPr>
+            <m:sty m:val="p"/>
+          </m:rPr>
+          <m:t>/</m:t>
+        </m:r>
+        <m:r>
+          <m:t>2</m:t>
+        </m:r>
+        <m:r>
+          <m:rPr>
+            <m:sty m:val="p"/>
+          </m:rPr>
+          <m:t>)</m:t>
+        </m:r>
       </m:oMath>
       <w:r>
         <w:t xml:space="preserve"> </w:t>
@@ -5299,28 +5405,30 @@
           </m:rPr>
           <m:t>cos</m:t>
         </m:r>
-        <m:d>
-          <m:dPr>
-            <m:begChr m:val="("/>
-            <m:sepChr m:val=""/>
-            <m:endChr m:val=")"/>
-            <m:grow/>
-          </m:dPr>
-          <m:e>
-            <m:r>
-              <m:t>π</m:t>
-            </m:r>
-            <m:r>
-              <m:rPr>
-                <m:sty m:val="p"/>
-              </m:rPr>
-              <m:t>/</m:t>
-            </m:r>
-            <m:r>
-              <m:t>2</m:t>
-            </m:r>
-          </m:e>
-        </m:d>
+        <m:r>
+          <m:rPr>
+            <m:sty m:val="p"/>
+          </m:rPr>
+          <m:t>(</m:t>
+        </m:r>
+        <m:r>
+          <m:t>π</m:t>
+        </m:r>
+        <m:r>
+          <m:rPr>
+            <m:sty m:val="p"/>
+          </m:rPr>
+          <m:t>/</m:t>
+        </m:r>
+        <m:r>
+          <m:t>2</m:t>
+        </m:r>
+        <m:r>
+          <m:rPr>
+            <m:sty m:val="p"/>
+          </m:rPr>
+          <m:t>)</m:t>
+        </m:r>
         <m:r>
           <m:rPr>
             <m:sty m:val="p"/>
@@ -5455,19 +5563,21 @@
           </m:rPr>
           <m:t>cos</m:t>
         </m:r>
-        <m:d>
-          <m:dPr>
-            <m:begChr m:val="("/>
-            <m:sepChr m:val=""/>
-            <m:endChr m:val=")"/>
-            <m:grow/>
-          </m:dPr>
-          <m:e>
-            <m:r>
-              <m:t>π</m:t>
-            </m:r>
-          </m:e>
-        </m:d>
+        <m:r>
+          <m:rPr>
+            <m:sty m:val="p"/>
+          </m:rPr>
+          <m:t>(</m:t>
+        </m:r>
+        <m:r>
+          <m:t>π</m:t>
+        </m:r>
+        <m:r>
+          <m:rPr>
+            <m:sty m:val="p"/>
+          </m:rPr>
+          <m:t>)</m:t>
+        </m:r>
         <m:r>
           <m:rPr>
             <m:sty m:val="p"/>
@@ -5524,19 +5634,21 @@
           </m:rPr>
           <m:t>sin</m:t>
         </m:r>
-        <m:d>
-          <m:dPr>
-            <m:begChr m:val="("/>
-            <m:sepChr m:val=""/>
-            <m:endChr m:val=")"/>
-            <m:grow/>
-          </m:dPr>
-          <m:e>
-            <m:r>
-              <m:t>π</m:t>
-            </m:r>
-          </m:e>
-        </m:d>
+        <m:r>
+          <m:rPr>
+            <m:sty m:val="p"/>
+          </m:rPr>
+          <m:t>(</m:t>
+        </m:r>
+        <m:r>
+          <m:t>π</m:t>
+        </m:r>
+        <m:r>
+          <m:rPr>
+            <m:sty m:val="p"/>
+          </m:rPr>
+          <m:t>)</m:t>
+        </m:r>
         <m:r>
           <m:rPr>
             <m:sty m:val="p"/>
@@ -5578,19 +5690,21 @@
           </m:rPr>
           <m:t>tan</m:t>
         </m:r>
-        <m:d>
-          <m:dPr>
-            <m:begChr m:val="("/>
-            <m:sepChr m:val=""/>
-            <m:endChr m:val=")"/>
-            <m:grow/>
-          </m:dPr>
-          <m:e>
-            <m:r>
-              <m:t>π</m:t>
-            </m:r>
-          </m:e>
-        </m:d>
+        <m:r>
+          <m:rPr>
+            <m:sty m:val="p"/>
+          </m:rPr>
+          <m:t>(</m:t>
+        </m:r>
+        <m:r>
+          <m:t>π</m:t>
+        </m:r>
+        <m:r>
+          <m:rPr>
+            <m:sty m:val="p"/>
+          </m:rPr>
+          <m:t>)</m:t>
+        </m:r>
         <m:r>
           <m:rPr>
             <m:sty m:val="p"/>
@@ -5603,19 +5717,21 @@
           </m:rPr>
           <m:t>sin</m:t>
         </m:r>
-        <m:d>
-          <m:dPr>
-            <m:begChr m:val="("/>
-            <m:sepChr m:val=""/>
-            <m:endChr m:val=")"/>
-            <m:grow/>
-          </m:dPr>
-          <m:e>
-            <m:r>
-              <m:t>π</m:t>
-            </m:r>
-          </m:e>
-        </m:d>
+        <m:r>
+          <m:rPr>
+            <m:sty m:val="p"/>
+          </m:rPr>
+          <m:t>(</m:t>
+        </m:r>
+        <m:r>
+          <m:t>π</m:t>
+        </m:r>
+        <m:r>
+          <m:rPr>
+            <m:sty m:val="p"/>
+          </m:rPr>
+          <m:t>)</m:t>
+        </m:r>
         <m:r>
           <m:rPr>
             <m:sty m:val="p"/>
@@ -5628,19 +5744,21 @@
           </m:rPr>
           <m:t>cos</m:t>
         </m:r>
-        <m:d>
-          <m:dPr>
-            <m:begChr m:val="("/>
-            <m:sepChr m:val=""/>
-            <m:endChr m:val=")"/>
-            <m:grow/>
-          </m:dPr>
-          <m:e>
-            <m:r>
-              <m:t>π</m:t>
-            </m:r>
-          </m:e>
-        </m:d>
+        <m:r>
+          <m:rPr>
+            <m:sty m:val="p"/>
+          </m:rPr>
+          <m:t>(</m:t>
+        </m:r>
+        <m:r>
+          <m:t>π</m:t>
+        </m:r>
+        <m:r>
+          <m:rPr>
+            <m:sty m:val="p"/>
+          </m:rPr>
+          <m:t>)</m:t>
+        </m:r>
         <m:r>
           <m:rPr>
             <m:sty m:val="p"/>
@@ -5656,25 +5774,27 @@
           </m:rPr>
           <m:t>/</m:t>
         </m:r>
-        <m:d>
-          <m:dPr>
-            <m:begChr m:val="("/>
-            <m:sepChr m:val=""/>
-            <m:endChr m:val=")"/>
-            <m:grow/>
-          </m:dPr>
-          <m:e>
-            <m:r>
-              <m:rPr>
-                <m:sty m:val="p"/>
-              </m:rPr>
-              <m:t>−</m:t>
-            </m:r>
-            <m:r>
-              <m:t>1</m:t>
-            </m:r>
-          </m:e>
-        </m:d>
+        <m:r>
+          <m:rPr>
+            <m:sty m:val="p"/>
+          </m:rPr>
+          <m:t>(</m:t>
+        </m:r>
+        <m:r>
+          <m:rPr>
+            <m:sty m:val="p"/>
+          </m:rPr>
+          <m:t>−</m:t>
+        </m:r>
+        <m:r>
+          <m:t>1</m:t>
+        </m:r>
+        <m:r>
+          <m:rPr>
+            <m:sty m:val="p"/>
+          </m:rPr>
+          <m:t>)</m:t>
+        </m:r>
         <m:r>
           <m:rPr>
             <m:sty m:val="p"/>
@@ -5968,31 +6088,33 @@
           </m:rPr>
           <m:t>tan</m:t>
         </m:r>
-        <m:d>
-          <m:dPr>
-            <m:begChr m:val="("/>
-            <m:sepChr m:val=""/>
-            <m:endChr m:val=")"/>
-            <m:grow/>
-          </m:dPr>
-          <m:e>
-            <m:r>
-              <m:t>3</m:t>
-            </m:r>
-            <m:r>
-              <m:t>π</m:t>
-            </m:r>
-            <m:r>
-              <m:rPr>
-                <m:sty m:val="p"/>
-              </m:rPr>
-              <m:t>/</m:t>
-            </m:r>
-            <m:r>
-              <m:t>2</m:t>
-            </m:r>
-          </m:e>
-        </m:d>
+        <m:r>
+          <m:rPr>
+            <m:sty m:val="p"/>
+          </m:rPr>
+          <m:t>(</m:t>
+        </m:r>
+        <m:r>
+          <m:t>3</m:t>
+        </m:r>
+        <m:r>
+          <m:t>π</m:t>
+        </m:r>
+        <m:r>
+          <m:rPr>
+            <m:sty m:val="p"/>
+          </m:rPr>
+          <m:t>/</m:t>
+        </m:r>
+        <m:r>
+          <m:t>2</m:t>
+        </m:r>
+        <m:r>
+          <m:rPr>
+            <m:sty m:val="p"/>
+          </m:rPr>
+          <m:t>)</m:t>
+        </m:r>
       </m:oMath>
       <w:r>
         <w:t xml:space="preserve"> </w:t>
@@ -6026,31 +6148,33 @@
           </m:rPr>
           <m:t>cos</m:t>
         </m:r>
-        <m:d>
-          <m:dPr>
-            <m:begChr m:val="("/>
-            <m:sepChr m:val=""/>
-            <m:endChr m:val=")"/>
-            <m:grow/>
-          </m:dPr>
-          <m:e>
-            <m:r>
-              <m:t>3</m:t>
-            </m:r>
-            <m:r>
-              <m:t>π</m:t>
-            </m:r>
-            <m:r>
-              <m:rPr>
-                <m:sty m:val="p"/>
-              </m:rPr>
-              <m:t>/</m:t>
-            </m:r>
-            <m:r>
-              <m:t>2</m:t>
-            </m:r>
-          </m:e>
-        </m:d>
+        <m:r>
+          <m:rPr>
+            <m:sty m:val="p"/>
+          </m:rPr>
+          <m:t>(</m:t>
+        </m:r>
+        <m:r>
+          <m:t>3</m:t>
+        </m:r>
+        <m:r>
+          <m:t>π</m:t>
+        </m:r>
+        <m:r>
+          <m:rPr>
+            <m:sty m:val="p"/>
+          </m:rPr>
+          <m:t>/</m:t>
+        </m:r>
+        <m:r>
+          <m:t>2</m:t>
+        </m:r>
+        <m:r>
+          <m:rPr>
+            <m:sty m:val="p"/>
+          </m:rPr>
+          <m:t>)</m:t>
+        </m:r>
         <m:r>
           <m:rPr>
             <m:sty m:val="p"/>
@@ -6065,8 +6189,8 @@
         <w:t xml:space="preserve">.</w:t>
       </w:r>
     </w:p>
-    <w:bookmarkEnd w:id="59"/>
-    <w:bookmarkStart w:id="64" w:name="table-of-common-angles"/>
+    <w:bookmarkEnd w:id="48"/>
+    <w:bookmarkStart w:id="53" w:name="table-of-common-angles"/>
     <w:p>
       <w:pPr>
         <w:pStyle w:val="Heading2"/>
@@ -6287,19 +6411,21 @@
                 </m:rPr>
                 <m:t>sin</m:t>
               </m:r>
-              <m:d>
-                <m:dPr>
-                  <m:begChr m:val="("/>
-                  <m:sepChr m:val=""/>
-                  <m:endChr m:val=")"/>
-                  <m:grow/>
-                </m:dPr>
-                <m:e>
-                  <m:r>
-                    <m:t>θ</m:t>
-                  </m:r>
-                </m:e>
-              </m:d>
+              <m:r>
+                <m:rPr>
+                  <m:sty m:val="p"/>
+                </m:rPr>
+                <m:t>(</m:t>
+              </m:r>
+              <m:r>
+                <m:t>θ</m:t>
+              </m:r>
+              <m:r>
+                <m:rPr>
+                  <m:sty m:val="p"/>
+                </m:rPr>
+                <m:t>)</m:t>
+              </m:r>
             </m:oMath>
           </w:p>
         </w:tc>
@@ -6475,19 +6601,21 @@
                 </m:rPr>
                 <m:t>cos</m:t>
               </m:r>
-              <m:d>
-                <m:dPr>
-                  <m:begChr m:val="("/>
-                  <m:sepChr m:val=""/>
-                  <m:endChr m:val=")"/>
-                  <m:grow/>
-                </m:dPr>
-                <m:e>
-                  <m:r>
-                    <m:t>θ</m:t>
-                  </m:r>
-                </m:e>
-              </m:d>
+              <m:r>
+                <m:rPr>
+                  <m:sty m:val="p"/>
+                </m:rPr>
+                <m:t>(</m:t>
+              </m:r>
+              <m:r>
+                <m:t>θ</m:t>
+              </m:r>
+              <m:r>
+                <m:rPr>
+                  <m:sty m:val="p"/>
+                </m:rPr>
+                <m:t>)</m:t>
+              </m:r>
             </m:oMath>
           </w:p>
         </w:tc>
@@ -6663,19 +6791,21 @@
                 </m:rPr>
                 <m:t>tan</m:t>
               </m:r>
-              <m:d>
-                <m:dPr>
-                  <m:begChr m:val="("/>
-                  <m:sepChr m:val=""/>
-                  <m:endChr m:val=")"/>
-                  <m:grow/>
-                </m:dPr>
-                <m:e>
-                  <m:r>
-                    <m:t>θ</m:t>
-                  </m:r>
-                </m:e>
-              </m:d>
+              <m:r>
+                <m:rPr>
+                  <m:sty m:val="p"/>
+                </m:rPr>
+                <m:t>(</m:t>
+              </m:r>
+              <m:r>
+                <m:t>θ</m:t>
+              </m:r>
+              <m:r>
+                <m:rPr>
+                  <m:sty m:val="p"/>
+                </m:rPr>
+                <m:t>)</m:t>
+              </m:r>
             </m:oMath>
           </w:p>
         </w:tc>
@@ -6851,7 +6981,7 @@
       <w:tr>
         <w:tc>
           <w:tcPr/>
-          <w:bookmarkStart w:id="63" w:name="fig-6"/>
+          <w:bookmarkStart w:id="52" w:name="fig-6"/>
           <w:p>
             <w:pPr>
               <w:pStyle w:val="Compact"/>
@@ -6862,18 +6992,18 @@
                 <wp:inline>
                   <wp:extent cx="5737171" cy="1905254"/>
                   <wp:effectExtent b="0" l="0" r="0" t="0"/>
-                  <wp:docPr descr="" title="" id="61" name="Picture"/>
+                  <wp:docPr descr="" title="" id="50" name="Picture"/>
                   <a:graphic>
                     <a:graphicData uri="http://schemas.openxmlformats.org/drawingml/2006/picture">
                       <pic:pic>
                         <pic:nvPicPr>
-                          <pic:cNvPr descr="./FiguresPNG/intrototrig-fig6-6.png" id="62" name="Picture"/>
+                          <pic:cNvPr descr="./FiguresPNG/intrototrig-fig6-6.png" id="51" name="Picture"/>
                           <pic:cNvPicPr>
                             <a:picLocks noChangeArrowheads="1" noChangeAspect="1"/>
                           </pic:cNvPicPr>
                         </pic:nvPicPr>
                         <pic:blipFill>
-                          <a:blip r:embed="rId60"/>
+                          <a:blip r:embed="rId49"/>
                           <a:stretch>
                             <a:fillRect/>
                           </a:stretch>
@@ -7024,13 +7154,13 @@
               <w:t xml:space="preserve">.</w:t>
             </w:r>
           </w:p>
-          <w:bookmarkEnd w:id="63"/>
+          <w:bookmarkEnd w:id="52"/>
         </w:tc>
       </w:tr>
     </w:tbl>
-    <w:bookmarkEnd w:id="64"/>
-    <w:bookmarkEnd w:id="65"/>
-    <w:bookmarkStart w:id="73" w:name="reciprocals-of-trigonometric-functions"/>
+    <w:bookmarkEnd w:id="53"/>
+    <w:bookmarkEnd w:id="54"/>
+    <w:bookmarkStart w:id="62" w:name="reciprocals-of-trigonometric-functions"/>
     <w:p>
       <w:pPr>
         <w:pStyle w:val="Heading1"/>
@@ -7080,18 +7210,18 @@
                 <wp:inline>
                   <wp:extent cx="152400" cy="152400"/>
                   <wp:effectExtent b="0" l="0" r="0" t="0"/>
-                  <wp:docPr descr="" title="" id="66" name="Picture"/>
+                  <wp:docPr descr="" title="" id="55" name="Picture"/>
                   <a:graphic>
                     <a:graphicData uri="http://schemas.openxmlformats.org/drawingml/2006/picture">
                       <pic:pic>
                         <pic:nvPicPr>
-                          <pic:cNvPr descr="/Applications/quarto/share/formats/docx/note.png" id="67" name="Picture"/>
+                          <pic:cNvPr descr="/Applications/quarto/share/formats/docx/note.png" id="56" name="Picture"/>
                           <pic:cNvPicPr>
                             <a:picLocks noChangeArrowheads="1" noChangeAspect="1"/>
                           </pic:cNvPicPr>
                         </pic:nvPicPr>
                         <pic:blipFill>
-                          <a:blip r:embed="rId27"/>
+                          <a:blip r:embed="rId16"/>
                           <a:stretch>
                             <a:fillRect/>
                           </a:stretch>
@@ -7160,19 +7290,21 @@
                 </m:rPr>
                 <m:t>sin</m:t>
               </m:r>
-              <m:d>
-                <m:dPr>
-                  <m:begChr m:val="("/>
-                  <m:sepChr m:val=""/>
-                  <m:endChr m:val=")"/>
-                  <m:grow/>
-                </m:dPr>
-                <m:e>
-                  <m:r>
-                    <m:t>θ</m:t>
-                  </m:r>
-                </m:e>
-              </m:d>
+              <m:r>
+                <m:rPr>
+                  <m:sty m:val="p"/>
+                </m:rPr>
+                <m:t>(</m:t>
+              </m:r>
+              <m:r>
+                <m:t>θ</m:t>
+              </m:r>
+              <m:r>
+                <m:rPr>
+                  <m:sty m:val="p"/>
+                </m:rPr>
+                <m:t>)</m:t>
+              </m:r>
             </m:oMath>
             <w:r>
               <w:t xml:space="preserve">,</w:t>
@@ -7187,19 +7319,21 @@
                 </m:rPr>
                 <m:t>cos</m:t>
               </m:r>
-              <m:d>
-                <m:dPr>
-                  <m:begChr m:val="("/>
-                  <m:sepChr m:val=""/>
-                  <m:endChr m:val=")"/>
-                  <m:grow/>
-                </m:dPr>
-                <m:e>
-                  <m:r>
-                    <m:t>θ</m:t>
-                  </m:r>
-                </m:e>
-              </m:d>
+              <m:r>
+                <m:rPr>
+                  <m:sty m:val="p"/>
+                </m:rPr>
+                <m:t>(</m:t>
+              </m:r>
+              <m:r>
+                <m:t>θ</m:t>
+              </m:r>
+              <m:r>
+                <m:rPr>
+                  <m:sty m:val="p"/>
+                </m:rPr>
+                <m:t>)</m:t>
+              </m:r>
             </m:oMath>
             <w:r>
               <w:t xml:space="preserve">, and</w:t>
@@ -7214,19 +7348,21 @@
                 </m:rPr>
                 <m:t>tan</m:t>
               </m:r>
-              <m:d>
-                <m:dPr>
-                  <m:begChr m:val="("/>
-                  <m:sepChr m:val=""/>
-                  <m:endChr m:val=")"/>
-                  <m:grow/>
-                </m:dPr>
-                <m:e>
-                  <m:r>
-                    <m:t>θ</m:t>
-                  </m:r>
-                </m:e>
-              </m:d>
+              <m:r>
+                <m:rPr>
+                  <m:sty m:val="p"/>
+                </m:rPr>
+                <m:t>(</m:t>
+              </m:r>
+              <m:r>
+                <m:t>θ</m:t>
+              </m:r>
+              <m:r>
+                <m:rPr>
+                  <m:sty m:val="p"/>
+                </m:rPr>
+                <m:t>)</m:t>
+              </m:r>
             </m:oMath>
             <w:r>
               <w:t xml:space="preserve">, there are three more trigonometric functions known as the</w:t>
@@ -7251,19 +7387,21 @@
                 </m:rPr>
                 <m:t>sec</m:t>
               </m:r>
-              <m:d>
-                <m:dPr>
-                  <m:begChr m:val="("/>
-                  <m:sepChr m:val=""/>
-                  <m:endChr m:val=")"/>
-                  <m:grow/>
-                </m:dPr>
-                <m:e>
-                  <m:r>
-                    <m:t>θ</m:t>
-                  </m:r>
-                </m:e>
-              </m:d>
+              <m:r>
+                <m:rPr>
+                  <m:sty m:val="p"/>
+                </m:rPr>
+                <m:t>(</m:t>
+              </m:r>
+              <m:r>
+                <m:t>θ</m:t>
+              </m:r>
+              <m:r>
+                <m:rPr>
+                  <m:sty m:val="p"/>
+                </m:rPr>
+                <m:t>)</m:t>
+              </m:r>
             </m:oMath>
             <w:r>
               <w:t xml:space="preserve">,</w:t>
@@ -7288,19 +7426,21 @@
                 </m:rPr>
                 <m:t>csc</m:t>
               </m:r>
-              <m:d>
-                <m:dPr>
-                  <m:begChr m:val="("/>
-                  <m:sepChr m:val=""/>
-                  <m:endChr m:val=")"/>
-                  <m:grow/>
-                </m:dPr>
-                <m:e>
-                  <m:r>
-                    <m:t>θ</m:t>
-                  </m:r>
-                </m:e>
-              </m:d>
+              <m:r>
+                <m:rPr>
+                  <m:sty m:val="p"/>
+                </m:rPr>
+                <m:t>(</m:t>
+              </m:r>
+              <m:r>
+                <m:t>θ</m:t>
+              </m:r>
+              <m:r>
+                <m:rPr>
+                  <m:sty m:val="p"/>
+                </m:rPr>
+                <m:t>)</m:t>
+              </m:r>
             </m:oMath>
             <w:r>
               <w:t xml:space="preserve"> </w:t>
@@ -7340,19 +7480,21 @@
                   </m:rPr>
                   <m:t>sec</m:t>
                 </m:r>
-                <m:d>
-                  <m:dPr>
-                    <m:begChr m:val="("/>
-                    <m:sepChr m:val=""/>
-                    <m:endChr m:val=")"/>
-                    <m:grow/>
-                  </m:dPr>
-                  <m:e>
-                    <m:r>
-                      <m:t>θ</m:t>
-                    </m:r>
-                  </m:e>
-                </m:d>
+                <m:r>
+                  <m:rPr>
+                    <m:sty m:val="p"/>
+                  </m:rPr>
+                  <m:t>(</m:t>
+                </m:r>
+                <m:r>
+                  <m:t>θ</m:t>
+                </m:r>
+                <m:r>
+                  <m:rPr>
+                    <m:sty m:val="p"/>
+                  </m:rPr>
+                  <m:t>)</m:t>
+                </m:r>
                 <m:r>
                   <m:rPr>
                     <m:sty m:val="p"/>
@@ -7375,19 +7517,21 @@
                       </m:rPr>
                       <m:t>cos</m:t>
                     </m:r>
-                    <m:d>
-                      <m:dPr>
-                        <m:begChr m:val="("/>
-                        <m:sepChr m:val=""/>
-                        <m:endChr m:val=")"/>
-                        <m:grow/>
-                      </m:dPr>
-                      <m:e>
-                        <m:r>
-                          <m:t>θ</m:t>
-                        </m:r>
-                      </m:e>
-                    </m:d>
+                    <m:r>
+                      <m:rPr>
+                        <m:sty m:val="p"/>
+                      </m:rPr>
+                      <m:t>(</m:t>
+                    </m:r>
+                    <m:r>
+                      <m:t>θ</m:t>
+                    </m:r>
+                    <m:r>
+                      <m:rPr>
+                        <m:sty m:val="p"/>
+                      </m:rPr>
+                      <m:t>)</m:t>
+                    </m:r>
                   </m:den>
                 </m:f>
                 <m:r>
@@ -7399,19 +7543,21 @@
                   </m:rPr>
                   <m:t>csc</m:t>
                 </m:r>
-                <m:d>
-                  <m:dPr>
-                    <m:begChr m:val="("/>
-                    <m:sepChr m:val=""/>
-                    <m:endChr m:val=")"/>
-                    <m:grow/>
-                  </m:dPr>
-                  <m:e>
-                    <m:r>
-                      <m:t>θ</m:t>
-                    </m:r>
-                  </m:e>
-                </m:d>
+                <m:r>
+                  <m:rPr>
+                    <m:sty m:val="p"/>
+                  </m:rPr>
+                  <m:t>(</m:t>
+                </m:r>
+                <m:r>
+                  <m:t>θ</m:t>
+                </m:r>
+                <m:r>
+                  <m:rPr>
+                    <m:sty m:val="p"/>
+                  </m:rPr>
+                  <m:t>)</m:t>
+                </m:r>
                 <m:r>
                   <m:rPr>
                     <m:sty m:val="p"/>
@@ -7434,19 +7580,21 @@
                       </m:rPr>
                       <m:t>sin</m:t>
                     </m:r>
-                    <m:d>
-                      <m:dPr>
-                        <m:begChr m:val="("/>
-                        <m:sepChr m:val=""/>
-                        <m:endChr m:val=")"/>
-                        <m:grow/>
-                      </m:dPr>
-                      <m:e>
-                        <m:r>
-                          <m:t>θ</m:t>
-                        </m:r>
-                      </m:e>
-                    </m:d>
+                    <m:r>
+                      <m:rPr>
+                        <m:sty m:val="p"/>
+                      </m:rPr>
+                      <m:t>(</m:t>
+                    </m:r>
+                    <m:r>
+                      <m:t>θ</m:t>
+                    </m:r>
+                    <m:r>
+                      <m:rPr>
+                        <m:sty m:val="p"/>
+                      </m:rPr>
+                      <m:t>)</m:t>
+                    </m:r>
                   </m:den>
                 </m:f>
                 <m:r>
@@ -7458,19 +7606,21 @@
                   </m:rPr>
                   <m:t>cot</m:t>
                 </m:r>
-                <m:d>
-                  <m:dPr>
-                    <m:begChr m:val="("/>
-                    <m:sepChr m:val=""/>
-                    <m:endChr m:val=")"/>
-                    <m:grow/>
-                  </m:dPr>
-                  <m:e>
-                    <m:r>
-                      <m:t>θ</m:t>
-                    </m:r>
-                  </m:e>
-                </m:d>
+                <m:r>
+                  <m:rPr>
+                    <m:sty m:val="p"/>
+                  </m:rPr>
+                  <m:t>(</m:t>
+                </m:r>
+                <m:r>
+                  <m:t>θ</m:t>
+                </m:r>
+                <m:r>
+                  <m:rPr>
+                    <m:sty m:val="p"/>
+                  </m:rPr>
+                  <m:t>)</m:t>
+                </m:r>
                 <m:r>
                   <m:rPr>
                     <m:sty m:val="p"/>
@@ -7493,19 +7643,21 @@
                       </m:rPr>
                       <m:t>tan</m:t>
                     </m:r>
-                    <m:d>
-                      <m:dPr>
-                        <m:begChr m:val="("/>
-                        <m:sepChr m:val=""/>
-                        <m:endChr m:val=")"/>
-                        <m:grow/>
-                      </m:dPr>
-                      <m:e>
-                        <m:r>
-                          <m:t>θ</m:t>
-                        </m:r>
-                      </m:e>
-                    </m:d>
+                    <m:r>
+                      <m:rPr>
+                        <m:sty m:val="p"/>
+                      </m:rPr>
+                      <m:t>(</m:t>
+                    </m:r>
+                    <m:r>
+                      <m:t>θ</m:t>
+                    </m:r>
+                    <m:r>
+                      <m:rPr>
+                        <m:sty m:val="p"/>
+                      </m:rPr>
+                      <m:t>)</m:t>
+                    </m:r>
                   </m:den>
                 </m:f>
               </m:oMath>
@@ -7528,19 +7680,21 @@
                 </m:rPr>
                 <m:t>tan</m:t>
               </m:r>
-              <m:d>
-                <m:dPr>
-                  <m:begChr m:val="("/>
-                  <m:sepChr m:val=""/>
-                  <m:endChr m:val=")"/>
-                  <m:grow/>
-                </m:dPr>
-                <m:e>
-                  <m:r>
-                    <m:t>θ</m:t>
-                  </m:r>
-                </m:e>
-              </m:d>
+              <m:r>
+                <m:rPr>
+                  <m:sty m:val="p"/>
+                </m:rPr>
+                <m:t>(</m:t>
+              </m:r>
+              <m:r>
+                <m:t>θ</m:t>
+              </m:r>
+              <m:r>
+                <m:rPr>
+                  <m:sty m:val="p"/>
+                </m:rPr>
+                <m:t>)</m:t>
+              </m:r>
               <m:r>
                 <m:rPr>
                   <m:sty m:val="p"/>
@@ -7553,19 +7707,21 @@
                 </m:rPr>
                 <m:t>sin</m:t>
               </m:r>
-              <m:d>
-                <m:dPr>
-                  <m:begChr m:val="("/>
-                  <m:sepChr m:val=""/>
-                  <m:endChr m:val=")"/>
-                  <m:grow/>
-                </m:dPr>
-                <m:e>
-                  <m:r>
-                    <m:t>θ</m:t>
-                  </m:r>
-                </m:e>
-              </m:d>
+              <m:r>
+                <m:rPr>
+                  <m:sty m:val="p"/>
+                </m:rPr>
+                <m:t>(</m:t>
+              </m:r>
+              <m:r>
+                <m:t>θ</m:t>
+              </m:r>
+              <m:r>
+                <m:rPr>
+                  <m:sty m:val="p"/>
+                </m:rPr>
+                <m:t>)</m:t>
+              </m:r>
               <m:r>
                 <m:rPr>
                   <m:sty m:val="p"/>
@@ -7578,19 +7734,21 @@
                 </m:rPr>
                 <m:t>cos</m:t>
               </m:r>
-              <m:d>
-                <m:dPr>
-                  <m:begChr m:val="("/>
-                  <m:sepChr m:val=""/>
-                  <m:endChr m:val=")"/>
-                  <m:grow/>
-                </m:dPr>
-                <m:e>
-                  <m:r>
-                    <m:t>θ</m:t>
-                  </m:r>
-                </m:e>
-              </m:d>
+              <m:r>
+                <m:rPr>
+                  <m:sty m:val="p"/>
+                </m:rPr>
+                <m:t>(</m:t>
+              </m:r>
+              <m:r>
+                <m:t>θ</m:t>
+              </m:r>
+              <m:r>
+                <m:rPr>
+                  <m:sty m:val="p"/>
+                </m:rPr>
+                <m:t>)</m:t>
+              </m:r>
             </m:oMath>
             <w:r>
               <w:t xml:space="preserve">, you can also say that</w:t>
@@ -7611,19 +7769,21 @@
                   </m:rPr>
                   <m:t>cot</m:t>
                 </m:r>
-                <m:d>
-                  <m:dPr>
-                    <m:begChr m:val="("/>
-                    <m:sepChr m:val=""/>
-                    <m:endChr m:val=")"/>
-                    <m:grow/>
-                  </m:dPr>
-                  <m:e>
-                    <m:r>
-                      <m:t>θ</m:t>
-                    </m:r>
-                  </m:e>
-                </m:d>
+                <m:r>
+                  <m:rPr>
+                    <m:sty m:val="p"/>
+                  </m:rPr>
+                  <m:t>(</m:t>
+                </m:r>
+                <m:r>
+                  <m:t>θ</m:t>
+                </m:r>
+                <m:r>
+                  <m:rPr>
+                    <m:sty m:val="p"/>
+                  </m:rPr>
+                  <m:t>)</m:t>
+                </m:r>
                 <m:r>
                   <m:rPr>
                     <m:sty m:val="p"/>
@@ -7641,19 +7801,21 @@
                       </m:rPr>
                       <m:t>cos</m:t>
                     </m:r>
-                    <m:d>
-                      <m:dPr>
-                        <m:begChr m:val="("/>
-                        <m:sepChr m:val=""/>
-                        <m:endChr m:val=")"/>
-                        <m:grow/>
-                      </m:dPr>
-                      <m:e>
-                        <m:r>
-                          <m:t>θ</m:t>
-                        </m:r>
-                      </m:e>
-                    </m:d>
+                    <m:r>
+                      <m:rPr>
+                        <m:sty m:val="p"/>
+                      </m:rPr>
+                      <m:t>(</m:t>
+                    </m:r>
+                    <m:r>
+                      <m:t>θ</m:t>
+                    </m:r>
+                    <m:r>
+                      <m:rPr>
+                        <m:sty m:val="p"/>
+                      </m:rPr>
+                      <m:t>)</m:t>
+                    </m:r>
                   </m:num>
                   <m:den>
                     <m:r>
@@ -7662,19 +7824,21 @@
                       </m:rPr>
                       <m:t>sin</m:t>
                     </m:r>
-                    <m:d>
-                      <m:dPr>
-                        <m:begChr m:val="("/>
-                        <m:sepChr m:val=""/>
-                        <m:endChr m:val=")"/>
-                        <m:grow/>
-                      </m:dPr>
-                      <m:e>
-                        <m:r>
-                          <m:t>θ</m:t>
-                        </m:r>
-                      </m:e>
-                    </m:d>
+                    <m:r>
+                      <m:rPr>
+                        <m:sty m:val="p"/>
+                      </m:rPr>
+                      <m:t>(</m:t>
+                    </m:r>
+                    <m:r>
+                      <m:t>θ</m:t>
+                    </m:r>
+                    <m:r>
+                      <m:rPr>
+                        <m:sty m:val="p"/>
+                      </m:rPr>
+                      <m:t>)</m:t>
+                    </m:r>
                   </m:den>
                 </m:f>
                 <m:r>
@@ -7796,18 +7960,18 @@
                 <wp:inline>
                   <wp:extent cx="152400" cy="152400"/>
                   <wp:effectExtent b="0" l="0" r="0" t="0"/>
-                  <wp:docPr descr="" title="" id="68" name="Picture"/>
+                  <wp:docPr descr="" title="" id="57" name="Picture"/>
                   <a:graphic>
                     <a:graphicData uri="http://schemas.openxmlformats.org/drawingml/2006/picture">
                       <pic:pic>
                         <pic:nvPicPr>
-                          <pic:cNvPr descr="/Applications/quarto/share/formats/docx/note.png" id="69" name="Picture"/>
+                          <pic:cNvPr descr="/Applications/quarto/share/formats/docx/note.png" id="58" name="Picture"/>
                           <pic:cNvPicPr>
                             <a:picLocks noChangeArrowheads="1" noChangeAspect="1"/>
                           </pic:cNvPicPr>
                         </pic:nvPicPr>
                         <pic:blipFill>
-                          <a:blip r:embed="rId27"/>
+                          <a:blip r:embed="rId16"/>
                           <a:stretch>
                             <a:fillRect/>
                           </a:stretch>
@@ -7871,28 +8035,30 @@
                 </m:rPr>
                 <m:t>csc</m:t>
               </m:r>
-              <m:d>
-                <m:dPr>
-                  <m:begChr m:val="("/>
-                  <m:sepChr m:val=""/>
-                  <m:endChr m:val=")"/>
-                  <m:grow/>
-                </m:dPr>
-                <m:e>
-                  <m:r>
-                    <m:t>π</m:t>
-                  </m:r>
-                  <m:r>
-                    <m:rPr>
-                      <m:sty m:val="p"/>
-                    </m:rPr>
-                    <m:t>/</m:t>
-                  </m:r>
-                  <m:r>
-                    <m:t>4</m:t>
-                  </m:r>
-                </m:e>
-              </m:d>
+              <m:r>
+                <m:rPr>
+                  <m:sty m:val="p"/>
+                </m:rPr>
+                <m:t>(</m:t>
+              </m:r>
+              <m:r>
+                <m:t>π</m:t>
+              </m:r>
+              <m:r>
+                <m:rPr>
+                  <m:sty m:val="p"/>
+                </m:rPr>
+                <m:t>/</m:t>
+              </m:r>
+              <m:r>
+                <m:t>4</m:t>
+              </m:r>
+              <m:r>
+                <m:rPr>
+                  <m:sty m:val="p"/>
+                </m:rPr>
+                <m:t>)</m:t>
+              </m:r>
               <m:r>
                 <m:rPr>
                   <m:sty m:val="p"/>
@@ -7905,28 +8071,30 @@
                 </m:rPr>
                 <m:t>cot</m:t>
               </m:r>
-              <m:d>
-                <m:dPr>
-                  <m:begChr m:val="("/>
-                  <m:sepChr m:val=""/>
-                  <m:endChr m:val=")"/>
-                  <m:grow/>
-                </m:dPr>
-                <m:e>
-                  <m:r>
-                    <m:t>π</m:t>
-                  </m:r>
-                  <m:r>
-                    <m:rPr>
-                      <m:sty m:val="p"/>
-                    </m:rPr>
-                    <m:t>/</m:t>
-                  </m:r>
-                  <m:r>
-                    <m:t>6</m:t>
-                  </m:r>
-                </m:e>
-              </m:d>
+              <m:r>
+                <m:rPr>
+                  <m:sty m:val="p"/>
+                </m:rPr>
+                <m:t>(</m:t>
+              </m:r>
+              <m:r>
+                <m:t>π</m:t>
+              </m:r>
+              <m:r>
+                <m:rPr>
+                  <m:sty m:val="p"/>
+                </m:rPr>
+                <m:t>/</m:t>
+              </m:r>
+              <m:r>
+                <m:t>6</m:t>
+              </m:r>
+              <m:r>
+                <m:rPr>
+                  <m:sty m:val="p"/>
+                </m:rPr>
+                <m:t>)</m:t>
+              </m:r>
               <m:r>
                 <m:rPr>
                   <m:sty m:val="p"/>
@@ -7939,28 +8107,30 @@
                 </m:rPr>
                 <m:t>sec</m:t>
               </m:r>
-              <m:d>
-                <m:dPr>
-                  <m:begChr m:val="("/>
-                  <m:sepChr m:val=""/>
-                  <m:endChr m:val=")"/>
-                  <m:grow/>
-                </m:dPr>
-                <m:e>
-                  <m:r>
-                    <m:t>π</m:t>
-                  </m:r>
-                  <m:r>
-                    <m:rPr>
-                      <m:sty m:val="p"/>
-                    </m:rPr>
-                    <m:t>/</m:t>
-                  </m:r>
-                  <m:r>
-                    <m:t>3</m:t>
-                  </m:r>
-                </m:e>
-              </m:d>
+              <m:r>
+                <m:rPr>
+                  <m:sty m:val="p"/>
+                </m:rPr>
+                <m:t>(</m:t>
+              </m:r>
+              <m:r>
+                <m:t>π</m:t>
+              </m:r>
+              <m:r>
+                <m:rPr>
+                  <m:sty m:val="p"/>
+                </m:rPr>
+                <m:t>/</m:t>
+              </m:r>
+              <m:r>
+                <m:t>3</m:t>
+              </m:r>
+              <m:r>
+                <m:rPr>
+                  <m:sty m:val="p"/>
+                </m:rPr>
+                <m:t>)</m:t>
+              </m:r>
             </m:oMath>
             <w:r>
               <w:t xml:space="preserve"> </w:t>
@@ -8038,28 +8208,30 @@
                   </m:rPr>
                   <m:t>csc</m:t>
                 </m:r>
-                <m:d>
-                  <m:dPr>
-                    <m:begChr m:val="("/>
-                    <m:sepChr m:val=""/>
-                    <m:endChr m:val=")"/>
-                    <m:grow/>
-                  </m:dPr>
-                  <m:e>
-                    <m:r>
-                      <m:t>π</m:t>
-                    </m:r>
-                    <m:r>
-                      <m:rPr>
-                        <m:sty m:val="p"/>
-                      </m:rPr>
-                      <m:t>/</m:t>
-                    </m:r>
-                    <m:r>
-                      <m:t>4</m:t>
-                    </m:r>
-                  </m:e>
-                </m:d>
+                <m:r>
+                  <m:rPr>
+                    <m:sty m:val="p"/>
+                  </m:rPr>
+                  <m:t>(</m:t>
+                </m:r>
+                <m:r>
+                  <m:t>π</m:t>
+                </m:r>
+                <m:r>
+                  <m:rPr>
+                    <m:sty m:val="p"/>
+                  </m:rPr>
+                  <m:t>/</m:t>
+                </m:r>
+                <m:r>
+                  <m:t>4</m:t>
+                </m:r>
+                <m:r>
+                  <m:rPr>
+                    <m:sty m:val="p"/>
+                  </m:rPr>
+                  <m:t>)</m:t>
+                </m:r>
                 <m:r>
                   <m:rPr>
                     <m:sty m:val="p"/>
@@ -8072,28 +8244,30 @@
                   </m:rPr>
                   <m:t>cot</m:t>
                 </m:r>
-                <m:d>
-                  <m:dPr>
-                    <m:begChr m:val="("/>
-                    <m:sepChr m:val=""/>
-                    <m:endChr m:val=")"/>
-                    <m:grow/>
-                  </m:dPr>
-                  <m:e>
-                    <m:r>
-                      <m:t>π</m:t>
-                    </m:r>
-                    <m:r>
-                      <m:rPr>
-                        <m:sty m:val="p"/>
-                      </m:rPr>
-                      <m:t>/</m:t>
-                    </m:r>
-                    <m:r>
-                      <m:t>6</m:t>
-                    </m:r>
-                  </m:e>
-                </m:d>
+                <m:r>
+                  <m:rPr>
+                    <m:sty m:val="p"/>
+                  </m:rPr>
+                  <m:t>(</m:t>
+                </m:r>
+                <m:r>
+                  <m:t>π</m:t>
+                </m:r>
+                <m:r>
+                  <m:rPr>
+                    <m:sty m:val="p"/>
+                  </m:rPr>
+                  <m:t>/</m:t>
+                </m:r>
+                <m:r>
+                  <m:t>6</m:t>
+                </m:r>
+                <m:r>
+                  <m:rPr>
+                    <m:sty m:val="p"/>
+                  </m:rPr>
+                  <m:t>)</m:t>
+                </m:r>
                 <m:r>
                   <m:rPr>
                     <m:sty m:val="p"/>
@@ -8106,28 +8280,30 @@
                   </m:rPr>
                   <m:t>sec</m:t>
                 </m:r>
-                <m:d>
-                  <m:dPr>
-                    <m:begChr m:val="("/>
-                    <m:sepChr m:val=""/>
-                    <m:endChr m:val=")"/>
-                    <m:grow/>
-                  </m:dPr>
-                  <m:e>
-                    <m:r>
-                      <m:t>π</m:t>
-                    </m:r>
-                    <m:r>
-                      <m:rPr>
-                        <m:sty m:val="p"/>
-                      </m:rPr>
-                      <m:t>/</m:t>
-                    </m:r>
-                    <m:r>
-                      <m:t>3</m:t>
-                    </m:r>
-                  </m:e>
-                </m:d>
+                <m:r>
+                  <m:rPr>
+                    <m:sty m:val="p"/>
+                  </m:rPr>
+                  <m:t>(</m:t>
+                </m:r>
+                <m:r>
+                  <m:t>π</m:t>
+                </m:r>
+                <m:r>
+                  <m:rPr>
+                    <m:sty m:val="p"/>
+                  </m:rPr>
+                  <m:t>/</m:t>
+                </m:r>
+                <m:r>
+                  <m:t>3</m:t>
+                </m:r>
+                <m:r>
+                  <m:rPr>
+                    <m:sty m:val="p"/>
+                  </m:rPr>
+                  <m:t>)</m:t>
+                </m:r>
                 <m:r>
                   <m:rPr>
                     <m:sty m:val="p"/>
@@ -8150,28 +8326,30 @@
                       </m:rPr>
                       <m:t>sin</m:t>
                     </m:r>
-                    <m:d>
-                      <m:dPr>
-                        <m:begChr m:val="("/>
-                        <m:sepChr m:val=""/>
-                        <m:endChr m:val=")"/>
-                        <m:grow/>
-                      </m:dPr>
-                      <m:e>
-                        <m:r>
-                          <m:t>π</m:t>
-                        </m:r>
-                        <m:r>
-                          <m:rPr>
-                            <m:sty m:val="p"/>
-                          </m:rPr>
-                          <m:t>/</m:t>
-                        </m:r>
-                        <m:r>
-                          <m:t>4</m:t>
-                        </m:r>
-                      </m:e>
-                    </m:d>
+                    <m:r>
+                      <m:rPr>
+                        <m:sty m:val="p"/>
+                      </m:rPr>
+                      <m:t>(</m:t>
+                    </m:r>
+                    <m:r>
+                      <m:t>π</m:t>
+                    </m:r>
+                    <m:r>
+                      <m:rPr>
+                        <m:sty m:val="p"/>
+                      </m:rPr>
+                      <m:t>/</m:t>
+                    </m:r>
+                    <m:r>
+                      <m:t>4</m:t>
+                    </m:r>
+                    <m:r>
+                      <m:rPr>
+                        <m:sty m:val="p"/>
+                      </m:rPr>
+                      <m:t>)</m:t>
+                    </m:r>
                   </m:den>
                 </m:f>
                 <m:r>
@@ -8196,28 +8374,30 @@
                       </m:rPr>
                       <m:t>tan</m:t>
                     </m:r>
-                    <m:d>
-                      <m:dPr>
-                        <m:begChr m:val="("/>
-                        <m:sepChr m:val=""/>
-                        <m:endChr m:val=")"/>
-                        <m:grow/>
-                      </m:dPr>
-                      <m:e>
-                        <m:r>
-                          <m:t>π</m:t>
-                        </m:r>
-                        <m:r>
-                          <m:rPr>
-                            <m:sty m:val="p"/>
-                          </m:rPr>
-                          <m:t>/</m:t>
-                        </m:r>
-                        <m:r>
-                          <m:t>6</m:t>
-                        </m:r>
-                      </m:e>
-                    </m:d>
+                    <m:r>
+                      <m:rPr>
+                        <m:sty m:val="p"/>
+                      </m:rPr>
+                      <m:t>(</m:t>
+                    </m:r>
+                    <m:r>
+                      <m:t>π</m:t>
+                    </m:r>
+                    <m:r>
+                      <m:rPr>
+                        <m:sty m:val="p"/>
+                      </m:rPr>
+                      <m:t>/</m:t>
+                    </m:r>
+                    <m:r>
+                      <m:t>6</m:t>
+                    </m:r>
+                    <m:r>
+                      <m:rPr>
+                        <m:sty m:val="p"/>
+                      </m:rPr>
+                      <m:t>)</m:t>
+                    </m:r>
                   </m:den>
                 </m:f>
                 <m:r>
@@ -8242,28 +8422,30 @@
                       </m:rPr>
                       <m:t>cos</m:t>
                     </m:r>
-                    <m:d>
-                      <m:dPr>
-                        <m:begChr m:val="("/>
-                        <m:sepChr m:val=""/>
-                        <m:endChr m:val=")"/>
-                        <m:grow/>
-                      </m:dPr>
-                      <m:e>
-                        <m:r>
-                          <m:t>π</m:t>
-                        </m:r>
-                        <m:r>
-                          <m:rPr>
-                            <m:sty m:val="p"/>
-                          </m:rPr>
-                          <m:t>/</m:t>
-                        </m:r>
-                        <m:r>
-                          <m:t>3</m:t>
-                        </m:r>
-                      </m:e>
-                    </m:d>
+                    <m:r>
+                      <m:rPr>
+                        <m:sty m:val="p"/>
+                      </m:rPr>
+                      <m:t>(</m:t>
+                    </m:r>
+                    <m:r>
+                      <m:t>π</m:t>
+                    </m:r>
+                    <m:r>
+                      <m:rPr>
+                        <m:sty m:val="p"/>
+                      </m:rPr>
+                      <m:t>/</m:t>
+                    </m:r>
+                    <m:r>
+                      <m:t>3</m:t>
+                    </m:r>
+                    <m:r>
+                      <m:rPr>
+                        <m:sty m:val="p"/>
+                      </m:rPr>
+                      <m:t>)</m:t>
+                    </m:r>
                   </m:den>
                 </m:f>
               </m:oMath>
@@ -8337,18 +8519,18 @@
                 <wp:inline>
                   <wp:extent cx="152400" cy="152400"/>
                   <wp:effectExtent b="0" l="0" r="0" t="0"/>
-                  <wp:docPr descr="" title="" id="70" name="Picture"/>
+                  <wp:docPr descr="" title="" id="59" name="Picture"/>
                   <a:graphic>
                     <a:graphicData uri="http://schemas.openxmlformats.org/drawingml/2006/picture">
                       <pic:pic>
                         <pic:nvPicPr>
-                          <pic:cNvPr descr="/Applications/quarto/share/formats/docx/note.png" id="71" name="Picture"/>
+                          <pic:cNvPr descr="/Applications/quarto/share/formats/docx/note.png" id="60" name="Picture"/>
                           <pic:cNvPicPr>
                             <a:picLocks noChangeArrowheads="1" noChangeAspect="1"/>
                           </pic:cNvPicPr>
                         </pic:nvPicPr>
                         <pic:blipFill>
-                          <a:blip r:embed="rId27"/>
+                          <a:blip r:embed="rId16"/>
                           <a:stretch>
                             <a:fillRect/>
                           </a:stretch>
@@ -8417,38 +8599,42 @@
                     </m:rPr>
                     <m:t>sin</m:t>
                   </m:r>
-                  <m:d>
-                    <m:dPr>
-                      <m:begChr m:val="("/>
-                      <m:sepChr m:val=""/>
-                      <m:endChr m:val=")"/>
-                      <m:grow/>
-                    </m:dPr>
-                    <m:e>
-                      <m:r>
-                        <m:t>θ</m:t>
-                      </m:r>
-                    </m:e>
-                  </m:d>
+                  <m:r>
+                    <m:rPr>
+                      <m:sty m:val="p"/>
+                    </m:rPr>
+                    <m:t>(</m:t>
+                  </m:r>
+                  <m:r>
+                    <m:t>θ</m:t>
+                  </m:r>
+                  <m:r>
+                    <m:rPr>
+                      <m:sty m:val="p"/>
+                    </m:rPr>
+                    <m:t>)</m:t>
+                  </m:r>
                   <m:r>
                     <m:rPr>
                       <m:sty m:val="p"/>
                     </m:rPr>
                     <m:t>cot</m:t>
                   </m:r>
-                  <m:d>
-                    <m:dPr>
-                      <m:begChr m:val="("/>
-                      <m:sepChr m:val=""/>
-                      <m:endChr m:val=")"/>
-                      <m:grow/>
-                    </m:dPr>
-                    <m:e>
-                      <m:r>
-                        <m:t>θ</m:t>
-                      </m:r>
-                    </m:e>
-                  </m:d>
+                  <m:r>
+                    <m:rPr>
+                      <m:sty m:val="p"/>
+                    </m:rPr>
+                    <m:t>(</m:t>
+                  </m:r>
+                  <m:r>
+                    <m:t>θ</m:t>
+                  </m:r>
+                  <m:r>
+                    <m:rPr>
+                      <m:sty m:val="p"/>
+                    </m:rPr>
+                    <m:t>)</m:t>
+                  </m:r>
                   <m:r>
                     <m:rPr>
                       <m:sty m:val="p"/>
@@ -8461,19 +8647,21 @@
                     </m:rPr>
                     <m:t>cos</m:t>
                   </m:r>
-                  <m:d>
-                    <m:dPr>
-                      <m:begChr m:val="("/>
-                      <m:sepChr m:val=""/>
-                      <m:endChr m:val=")"/>
-                      <m:grow/>
-                    </m:dPr>
-                    <m:e>
-                      <m:r>
-                        <m:t>θ</m:t>
-                      </m:r>
-                    </m:e>
-                  </m:d>
+                  <m:r>
+                    <m:rPr>
+                      <m:sty m:val="p"/>
+                    </m:rPr>
+                    <m:t>(</m:t>
+                  </m:r>
+                  <m:r>
+                    <m:t>θ</m:t>
+                  </m:r>
+                  <m:r>
+                    <m:rPr>
+                      <m:sty m:val="p"/>
+                    </m:rPr>
+                    <m:t>)</m:t>
+                  </m:r>
                 </m:num>
                 <m:den>
                   <m:r>
@@ -8485,46 +8673,50 @@
                     </m:rPr>
                     <m:t>cot</m:t>
                   </m:r>
-                  <m:d>
-                    <m:dPr>
-                      <m:begChr m:val="("/>
-                      <m:sepChr m:val=""/>
-                      <m:endChr m:val=")"/>
-                      <m:grow/>
-                    </m:dPr>
-                    <m:e>
-                      <m:r>
-                        <m:t>θ</m:t>
-                      </m:r>
-                    </m:e>
-                  </m:d>
-                </m:den>
-              </m:f>
-              <m:r>
-                <m:rPr>
-                  <m:sty m:val="p"/>
-                </m:rPr>
-                <m:t>=</m:t>
-              </m:r>
-              <m:r>
-                <m:rPr>
-                  <m:sty m:val="p"/>
-                </m:rPr>
-                <m:t>sin</m:t>
-              </m:r>
-              <m:d>
-                <m:dPr>
-                  <m:begChr m:val="("/>
-                  <m:sepChr m:val=""/>
-                  <m:endChr m:val=")"/>
-                  <m:grow/>
-                </m:dPr>
-                <m:e>
+                  <m:r>
+                    <m:rPr>
+                      <m:sty m:val="p"/>
+                    </m:rPr>
+                    <m:t>(</m:t>
+                  </m:r>
                   <m:r>
                     <m:t>θ</m:t>
                   </m:r>
-                </m:e>
-              </m:d>
+                  <m:r>
+                    <m:rPr>
+                      <m:sty m:val="p"/>
+                    </m:rPr>
+                    <m:t>)</m:t>
+                  </m:r>
+                </m:den>
+              </m:f>
+              <m:r>
+                <m:rPr>
+                  <m:sty m:val="p"/>
+                </m:rPr>
+                <m:t>=</m:t>
+              </m:r>
+              <m:r>
+                <m:rPr>
+                  <m:sty m:val="p"/>
+                </m:rPr>
+                <m:t>sin</m:t>
+              </m:r>
+              <m:r>
+                <m:rPr>
+                  <m:sty m:val="p"/>
+                </m:rPr>
+                <m:t>(</m:t>
+              </m:r>
+              <m:r>
+                <m:t>θ</m:t>
+              </m:r>
+              <m:r>
+                <m:rPr>
+                  <m:sty m:val="p"/>
+                </m:rPr>
+                <m:t>)</m:t>
+              </m:r>
             </m:oMath>
           </w:p>
           <w:p>
@@ -8551,19 +8743,21 @@
                 </m:rPr>
                 <m:t>cot</m:t>
               </m:r>
-              <m:d>
-                <m:dPr>
-                  <m:begChr m:val="("/>
-                  <m:sepChr m:val=""/>
-                  <m:endChr m:val=")"/>
-                  <m:grow/>
-                </m:dPr>
-                <m:e>
-                  <m:r>
-                    <m:t>θ</m:t>
-                  </m:r>
-                </m:e>
-              </m:d>
+              <m:r>
+                <m:rPr>
+                  <m:sty m:val="p"/>
+                </m:rPr>
+                <m:t>(</m:t>
+              </m:r>
+              <m:r>
+                <m:t>θ</m:t>
+              </m:r>
+              <m:r>
+                <m:rPr>
+                  <m:sty m:val="p"/>
+                </m:rPr>
+                <m:t>)</m:t>
+              </m:r>
             </m:oMath>
             <w:r>
               <w:t xml:space="preserve"> </w:t>
@@ -8600,38 +8794,42 @@
                       </m:rPr>
                       <m:t>sin</m:t>
                     </m:r>
-                    <m:d>
-                      <m:dPr>
-                        <m:begChr m:val="("/>
-                        <m:sepChr m:val=""/>
-                        <m:endChr m:val=")"/>
-                        <m:grow/>
-                      </m:dPr>
-                      <m:e>
-                        <m:r>
-                          <m:t>θ</m:t>
-                        </m:r>
-                      </m:e>
-                    </m:d>
+                    <m:r>
+                      <m:rPr>
+                        <m:sty m:val="p"/>
+                      </m:rPr>
+                      <m:t>(</m:t>
+                    </m:r>
+                    <m:r>
+                      <m:t>θ</m:t>
+                    </m:r>
+                    <m:r>
+                      <m:rPr>
+                        <m:sty m:val="p"/>
+                      </m:rPr>
+                      <m:t>)</m:t>
+                    </m:r>
                     <m:r>
                       <m:rPr>
                         <m:sty m:val="p"/>
                       </m:rPr>
                       <m:t>cot</m:t>
                     </m:r>
-                    <m:d>
-                      <m:dPr>
-                        <m:begChr m:val="("/>
-                        <m:sepChr m:val=""/>
-                        <m:endChr m:val=")"/>
-                        <m:grow/>
-                      </m:dPr>
-                      <m:e>
-                        <m:r>
-                          <m:t>θ</m:t>
-                        </m:r>
-                      </m:e>
-                    </m:d>
+                    <m:r>
+                      <m:rPr>
+                        <m:sty m:val="p"/>
+                      </m:rPr>
+                      <m:t>(</m:t>
+                    </m:r>
+                    <m:r>
+                      <m:t>θ</m:t>
+                    </m:r>
+                    <m:r>
+                      <m:rPr>
+                        <m:sty m:val="p"/>
+                      </m:rPr>
+                      <m:t>)</m:t>
+                    </m:r>
                     <m:r>
                       <m:rPr>
                         <m:sty m:val="p"/>
@@ -8644,19 +8842,21 @@
                       </m:rPr>
                       <m:t>cos</m:t>
                     </m:r>
-                    <m:d>
-                      <m:dPr>
-                        <m:begChr m:val="("/>
-                        <m:sepChr m:val=""/>
-                        <m:endChr m:val=")"/>
-                        <m:grow/>
-                      </m:dPr>
-                      <m:e>
-                        <m:r>
-                          <m:t>θ</m:t>
-                        </m:r>
-                      </m:e>
-                    </m:d>
+                    <m:r>
+                      <m:rPr>
+                        <m:sty m:val="p"/>
+                      </m:rPr>
+                      <m:t>(</m:t>
+                    </m:r>
+                    <m:r>
+                      <m:t>θ</m:t>
+                    </m:r>
+                    <m:r>
+                      <m:rPr>
+                        <m:sty m:val="p"/>
+                      </m:rPr>
+                      <m:t>)</m:t>
+                    </m:r>
                   </m:num>
                   <m:den>
                     <m:r>
@@ -8668,19 +8868,21 @@
                       </m:rPr>
                       <m:t>cot</m:t>
                     </m:r>
-                    <m:d>
-                      <m:dPr>
-                        <m:begChr m:val="("/>
-                        <m:sepChr m:val=""/>
-                        <m:endChr m:val=")"/>
-                        <m:grow/>
-                      </m:dPr>
-                      <m:e>
-                        <m:r>
-                          <m:t>θ</m:t>
-                        </m:r>
-                      </m:e>
-                    </m:d>
+                    <m:r>
+                      <m:rPr>
+                        <m:sty m:val="p"/>
+                      </m:rPr>
+                      <m:t>(</m:t>
+                    </m:r>
+                    <m:r>
+                      <m:t>θ</m:t>
+                    </m:r>
+                    <m:r>
+                      <m:rPr>
+                        <m:sty m:val="p"/>
+                      </m:rPr>
+                      <m:t>)</m:t>
+                    </m:r>
                   </m:den>
                 </m:f>
                 <m:r>
@@ -8700,19 +8902,21 @@
                       </m:rPr>
                       <m:t>sin</m:t>
                     </m:r>
-                    <m:d>
-                      <m:dPr>
-                        <m:begChr m:val="("/>
-                        <m:sepChr m:val=""/>
-                        <m:endChr m:val=")"/>
-                        <m:grow/>
-                      </m:dPr>
-                      <m:e>
-                        <m:r>
-                          <m:t>θ</m:t>
-                        </m:r>
-                      </m:e>
-                    </m:d>
+                    <m:r>
+                      <m:rPr>
+                        <m:sty m:val="p"/>
+                      </m:rPr>
+                      <m:t>(</m:t>
+                    </m:r>
+                    <m:r>
+                      <m:t>θ</m:t>
+                    </m:r>
+                    <m:r>
+                      <m:rPr>
+                        <m:sty m:val="p"/>
+                      </m:rPr>
+                      <m:t>)</m:t>
+                    </m:r>
                     <m:f>
                       <m:fPr>
                         <m:type m:val="bar"/>
@@ -8724,19 +8928,21 @@
                           </m:rPr>
                           <m:t>cos</m:t>
                         </m:r>
-                        <m:d>
-                          <m:dPr>
-                            <m:begChr m:val="("/>
-                            <m:sepChr m:val=""/>
-                            <m:endChr m:val=")"/>
-                            <m:grow/>
-                          </m:dPr>
-                          <m:e>
-                            <m:r>
-                              <m:t>θ</m:t>
-                            </m:r>
-                          </m:e>
-                        </m:d>
+                        <m:r>
+                          <m:rPr>
+                            <m:sty m:val="p"/>
+                          </m:rPr>
+                          <m:t>(</m:t>
+                        </m:r>
+                        <m:r>
+                          <m:t>θ</m:t>
+                        </m:r>
+                        <m:r>
+                          <m:rPr>
+                            <m:sty m:val="p"/>
+                          </m:rPr>
+                          <m:t>)</m:t>
+                        </m:r>
                       </m:num>
                       <m:den>
                         <m:r>
@@ -8745,19 +8951,21 @@
                           </m:rPr>
                           <m:t>sin</m:t>
                         </m:r>
-                        <m:d>
-                          <m:dPr>
-                            <m:begChr m:val="("/>
-                            <m:sepChr m:val=""/>
-                            <m:endChr m:val=")"/>
-                            <m:grow/>
-                          </m:dPr>
-                          <m:e>
-                            <m:r>
-                              <m:t>θ</m:t>
-                            </m:r>
-                          </m:e>
-                        </m:d>
+                        <m:r>
+                          <m:rPr>
+                            <m:sty m:val="p"/>
+                          </m:rPr>
+                          <m:t>(</m:t>
+                        </m:r>
+                        <m:r>
+                          <m:t>θ</m:t>
+                        </m:r>
+                        <m:r>
+                          <m:rPr>
+                            <m:sty m:val="p"/>
+                          </m:rPr>
+                          <m:t>)</m:t>
+                        </m:r>
                       </m:den>
                     </m:f>
                     <m:r>
@@ -8772,19 +8980,21 @@
                       </m:rPr>
                       <m:t>cos</m:t>
                     </m:r>
-                    <m:d>
-                      <m:dPr>
-                        <m:begChr m:val="("/>
-                        <m:sepChr m:val=""/>
-                        <m:endChr m:val=")"/>
-                        <m:grow/>
-                      </m:dPr>
-                      <m:e>
-                        <m:r>
-                          <m:t>θ</m:t>
-                        </m:r>
-                      </m:e>
-                    </m:d>
+                    <m:r>
+                      <m:rPr>
+                        <m:sty m:val="p"/>
+                      </m:rPr>
+                      <m:t>(</m:t>
+                    </m:r>
+                    <m:r>
+                      <m:t>θ</m:t>
+                    </m:r>
+                    <m:r>
+                      <m:rPr>
+                        <m:sty m:val="p"/>
+                      </m:rPr>
+                      <m:t>)</m:t>
+                    </m:r>
                   </m:num>
                   <m:den>
                     <m:r>
@@ -8796,19 +9006,21 @@
                       </m:rPr>
                       <m:t>cot</m:t>
                     </m:r>
-                    <m:d>
-                      <m:dPr>
-                        <m:begChr m:val="("/>
-                        <m:sepChr m:val=""/>
-                        <m:endChr m:val=")"/>
-                        <m:grow/>
-                      </m:dPr>
-                      <m:e>
-                        <m:r>
-                          <m:t>θ</m:t>
-                        </m:r>
-                      </m:e>
-                    </m:d>
+                    <m:r>
+                      <m:rPr>
+                        <m:sty m:val="p"/>
+                      </m:rPr>
+                      <m:t>(</m:t>
+                    </m:r>
+                    <m:r>
+                      <m:t>θ</m:t>
+                    </m:r>
+                    <m:r>
+                      <m:rPr>
+                        <m:sty m:val="p"/>
+                      </m:rPr>
+                      <m:t>)</m:t>
+                    </m:r>
                   </m:den>
                 </m:f>
                 <m:r>
@@ -8828,19 +9040,21 @@
                       </m:rPr>
                       <m:t>cos</m:t>
                     </m:r>
-                    <m:d>
-                      <m:dPr>
-                        <m:begChr m:val="("/>
-                        <m:sepChr m:val=""/>
-                        <m:endChr m:val=")"/>
-                        <m:grow/>
-                      </m:dPr>
-                      <m:e>
-                        <m:r>
-                          <m:t>θ</m:t>
-                        </m:r>
-                      </m:e>
-                    </m:d>
+                    <m:r>
+                      <m:rPr>
+                        <m:sty m:val="p"/>
+                      </m:rPr>
+                      <m:t>(</m:t>
+                    </m:r>
+                    <m:r>
+                      <m:t>θ</m:t>
+                    </m:r>
+                    <m:r>
+                      <m:rPr>
+                        <m:sty m:val="p"/>
+                      </m:rPr>
+                      <m:t>)</m:t>
+                    </m:r>
                     <m:r>
                       <m:rPr>
                         <m:sty m:val="p"/>
@@ -8853,19 +9067,21 @@
                       </m:rPr>
                       <m:t>cos</m:t>
                     </m:r>
-                    <m:d>
-                      <m:dPr>
-                        <m:begChr m:val="("/>
-                        <m:sepChr m:val=""/>
-                        <m:endChr m:val=")"/>
-                        <m:grow/>
-                      </m:dPr>
-                      <m:e>
-                        <m:r>
-                          <m:t>θ</m:t>
-                        </m:r>
-                      </m:e>
-                    </m:d>
+                    <m:r>
+                      <m:rPr>
+                        <m:sty m:val="p"/>
+                      </m:rPr>
+                      <m:t>(</m:t>
+                    </m:r>
+                    <m:r>
+                      <m:t>θ</m:t>
+                    </m:r>
+                    <m:r>
+                      <m:rPr>
+                        <m:sty m:val="p"/>
+                      </m:rPr>
+                      <m:t>)</m:t>
+                    </m:r>
                   </m:num>
                   <m:den>
                     <m:r>
@@ -8877,19 +9093,21 @@
                       </m:rPr>
                       <m:t>cot</m:t>
                     </m:r>
-                    <m:d>
-                      <m:dPr>
-                        <m:begChr m:val="("/>
-                        <m:sepChr m:val=""/>
-                        <m:endChr m:val=")"/>
-                        <m:grow/>
-                      </m:dPr>
-                      <m:e>
-                        <m:r>
-                          <m:t>θ</m:t>
-                        </m:r>
-                      </m:e>
-                    </m:d>
+                    <m:r>
+                      <m:rPr>
+                        <m:sty m:val="p"/>
+                      </m:rPr>
+                      <m:t>(</m:t>
+                    </m:r>
+                    <m:r>
+                      <m:t>θ</m:t>
+                    </m:r>
+                    <m:r>
+                      <m:rPr>
+                        <m:sty m:val="p"/>
+                      </m:rPr>
+                      <m:t>)</m:t>
+                    </m:r>
                   </m:den>
                 </m:f>
               </m:oMath>
@@ -8912,19 +9130,21 @@
                 </m:rPr>
                 <m:t>cot</m:t>
               </m:r>
-              <m:d>
-                <m:dPr>
-                  <m:begChr m:val="("/>
-                  <m:sepChr m:val=""/>
-                  <m:endChr m:val=")"/>
-                  <m:grow/>
-                </m:dPr>
-                <m:e>
-                  <m:r>
-                    <m:t>θ</m:t>
-                  </m:r>
-                </m:e>
-              </m:d>
+              <m:r>
+                <m:rPr>
+                  <m:sty m:val="p"/>
+                </m:rPr>
+                <m:t>(</m:t>
+              </m:r>
+              <m:r>
+                <m:t>θ</m:t>
+              </m:r>
+              <m:r>
+                <m:rPr>
+                  <m:sty m:val="p"/>
+                </m:rPr>
+                <m:t>)</m:t>
+              </m:r>
             </m:oMath>
             <w:r>
               <w:t xml:space="preserve"> </w:t>
@@ -8953,19 +9173,21 @@
                       </m:rPr>
                       <m:t>cos</m:t>
                     </m:r>
-                    <m:d>
-                      <m:dPr>
-                        <m:begChr m:val="("/>
-                        <m:sepChr m:val=""/>
-                        <m:endChr m:val=")"/>
-                        <m:grow/>
-                      </m:dPr>
-                      <m:e>
-                        <m:r>
-                          <m:t>θ</m:t>
-                        </m:r>
-                      </m:e>
-                    </m:d>
+                    <m:r>
+                      <m:rPr>
+                        <m:sty m:val="p"/>
+                      </m:rPr>
+                      <m:t>(</m:t>
+                    </m:r>
+                    <m:r>
+                      <m:t>θ</m:t>
+                    </m:r>
+                    <m:r>
+                      <m:rPr>
+                        <m:sty m:val="p"/>
+                      </m:rPr>
+                      <m:t>)</m:t>
+                    </m:r>
                     <m:r>
                       <m:rPr>
                         <m:sty m:val="p"/>
@@ -8978,19 +9200,21 @@
                       </m:rPr>
                       <m:t>cos</m:t>
                     </m:r>
-                    <m:d>
-                      <m:dPr>
-                        <m:begChr m:val="("/>
-                        <m:sepChr m:val=""/>
-                        <m:endChr m:val=")"/>
-                        <m:grow/>
-                      </m:dPr>
-                      <m:e>
-                        <m:r>
-                          <m:t>θ</m:t>
-                        </m:r>
-                      </m:e>
-                    </m:d>
+                    <m:r>
+                      <m:rPr>
+                        <m:sty m:val="p"/>
+                      </m:rPr>
+                      <m:t>(</m:t>
+                    </m:r>
+                    <m:r>
+                      <m:t>θ</m:t>
+                    </m:r>
+                    <m:r>
+                      <m:rPr>
+                        <m:sty m:val="p"/>
+                      </m:rPr>
+                      <m:t>)</m:t>
+                    </m:r>
                   </m:num>
                   <m:den>
                     <m:r>
@@ -9002,19 +9226,21 @@
                       </m:rPr>
                       <m:t>cot</m:t>
                     </m:r>
-                    <m:d>
-                      <m:dPr>
-                        <m:begChr m:val="("/>
-                        <m:sepChr m:val=""/>
-                        <m:endChr m:val=")"/>
-                        <m:grow/>
-                      </m:dPr>
-                      <m:e>
-                        <m:r>
-                          <m:t>θ</m:t>
-                        </m:r>
-                      </m:e>
-                    </m:d>
+                    <m:r>
+                      <m:rPr>
+                        <m:sty m:val="p"/>
+                      </m:rPr>
+                      <m:t>(</m:t>
+                    </m:r>
+                    <m:r>
+                      <m:t>θ</m:t>
+                    </m:r>
+                    <m:r>
+                      <m:rPr>
+                        <m:sty m:val="p"/>
+                      </m:rPr>
+                      <m:t>)</m:t>
+                    </m:r>
                   </m:den>
                 </m:f>
                 <m:r>
@@ -9037,19 +9263,21 @@
                       </m:rPr>
                       <m:t>cos</m:t>
                     </m:r>
-                    <m:d>
-                      <m:dPr>
-                        <m:begChr m:val="("/>
-                        <m:sepChr m:val=""/>
-                        <m:endChr m:val=")"/>
-                        <m:grow/>
-                      </m:dPr>
-                      <m:e>
-                        <m:r>
-                          <m:t>θ</m:t>
-                        </m:r>
-                      </m:e>
-                    </m:d>
+                    <m:r>
+                      <m:rPr>
+                        <m:sty m:val="p"/>
+                      </m:rPr>
+                      <m:t>(</m:t>
+                    </m:r>
+                    <m:r>
+                      <m:t>θ</m:t>
+                    </m:r>
+                    <m:r>
+                      <m:rPr>
+                        <m:sty m:val="p"/>
+                      </m:rPr>
+                      <m:t>)</m:t>
+                    </m:r>
                   </m:num>
                   <m:den>
                     <m:r>
@@ -9066,19 +9294,21 @@
                           </m:rPr>
                           <m:t>cos</m:t>
                         </m:r>
-                        <m:d>
-                          <m:dPr>
-                            <m:begChr m:val="("/>
-                            <m:sepChr m:val=""/>
-                            <m:endChr m:val=")"/>
-                            <m:grow/>
-                          </m:dPr>
-                          <m:e>
-                            <m:r>
-                              <m:t>θ</m:t>
-                            </m:r>
-                          </m:e>
-                        </m:d>
+                        <m:r>
+                          <m:rPr>
+                            <m:sty m:val="p"/>
+                          </m:rPr>
+                          <m:t>(</m:t>
+                        </m:r>
+                        <m:r>
+                          <m:t>θ</m:t>
+                        </m:r>
+                        <m:r>
+                          <m:rPr>
+                            <m:sty m:val="p"/>
+                          </m:rPr>
+                          <m:t>)</m:t>
+                        </m:r>
                       </m:num>
                       <m:den>
                         <m:r>
@@ -9087,19 +9317,21 @@
                           </m:rPr>
                           <m:t>sin</m:t>
                         </m:r>
-                        <m:d>
-                          <m:dPr>
-                            <m:begChr m:val="("/>
-                            <m:sepChr m:val=""/>
-                            <m:endChr m:val=")"/>
-                            <m:grow/>
-                          </m:dPr>
-                          <m:e>
-                            <m:r>
-                              <m:t>θ</m:t>
-                            </m:r>
-                          </m:e>
-                        </m:d>
+                        <m:r>
+                          <m:rPr>
+                            <m:sty m:val="p"/>
+                          </m:rPr>
+                          <m:t>(</m:t>
+                        </m:r>
+                        <m:r>
+                          <m:t>θ</m:t>
+                        </m:r>
+                        <m:r>
+                          <m:rPr>
+                            <m:sty m:val="p"/>
+                          </m:rPr>
+                          <m:t>)</m:t>
+                        </m:r>
                       </m:den>
                     </m:f>
                   </m:den>
@@ -9116,19 +9348,21 @@
                   </m:rPr>
                   <m:t>sin</m:t>
                 </m:r>
-                <m:d>
-                  <m:dPr>
-                    <m:begChr m:val="("/>
-                    <m:sepChr m:val=""/>
-                    <m:endChr m:val=")"/>
-                    <m:grow/>
-                  </m:dPr>
-                  <m:e>
-                    <m:r>
-                      <m:t>θ</m:t>
-                    </m:r>
-                  </m:e>
-                </m:d>
+                <m:r>
+                  <m:rPr>
+                    <m:sty m:val="p"/>
+                  </m:rPr>
+                  <m:t>(</m:t>
+                </m:r>
+                <m:r>
+                  <m:t>θ</m:t>
+                </m:r>
+                <m:r>
+                  <m:rPr>
+                    <m:sty m:val="p"/>
+                  </m:rPr>
+                  <m:t>)</m:t>
+                </m:r>
                 <m:r>
                   <m:rPr>
                     <m:sty m:val="p"/>
@@ -9141,7 +9375,7 @@
         </w:tc>
       </w:tr>
     </w:tbl>
-    <w:bookmarkStart w:id="72" w:name="quick-check-problems"/>
+    <w:bookmarkStart w:id="61" w:name="quick-check-problems"/>
     <w:p>
       <w:pPr>
         <w:pStyle w:val="Heading2"/>
@@ -9170,19 +9404,21 @@
           </m:rPr>
           <m:t>sin</m:t>
         </m:r>
-        <m:d>
-          <m:dPr>
-            <m:begChr m:val="("/>
-            <m:sepChr m:val=""/>
-            <m:endChr m:val=")"/>
-            <m:grow/>
-          </m:dPr>
-          <m:e>
-            <m:r>
-              <m:t>θ</m:t>
-            </m:r>
-          </m:e>
-        </m:d>
+        <m:r>
+          <m:rPr>
+            <m:sty m:val="p"/>
+          </m:rPr>
+          <m:t>(</m:t>
+        </m:r>
+        <m:r>
+          <m:t>θ</m:t>
+        </m:r>
+        <m:r>
+          <m:rPr>
+            <m:sty m:val="p"/>
+          </m:rPr>
+          <m:t>)</m:t>
+        </m:r>
       </m:oMath>
       <w:r>
         <w:t xml:space="preserve"> </w:t>
@@ -9231,19 +9467,21 @@
           </m:rPr>
           <m:t>cos</m:t>
         </m:r>
-        <m:d>
-          <m:dPr>
-            <m:begChr m:val="("/>
-            <m:sepChr m:val=""/>
-            <m:endChr m:val=")"/>
-            <m:grow/>
-          </m:dPr>
-          <m:e>
-            <m:r>
-              <m:t>θ</m:t>
-            </m:r>
-          </m:e>
-        </m:d>
+        <m:r>
+          <m:rPr>
+            <m:sty m:val="p"/>
+          </m:rPr>
+          <m:t>(</m:t>
+        </m:r>
+        <m:r>
+          <m:t>θ</m:t>
+        </m:r>
+        <m:r>
+          <m:rPr>
+            <m:sty m:val="p"/>
+          </m:rPr>
+          <m:t>)</m:t>
+        </m:r>
       </m:oMath>
       <w:r>
         <w:t xml:space="preserve"> </w:t>
@@ -9278,19 +9516,21 @@
           </m:rPr>
           <m:t>tan</m:t>
         </m:r>
-        <m:d>
-          <m:dPr>
-            <m:begChr m:val="("/>
-            <m:sepChr m:val=""/>
-            <m:endChr m:val=")"/>
-            <m:grow/>
-          </m:dPr>
-          <m:e>
-            <m:r>
-              <m:t>θ</m:t>
-            </m:r>
-          </m:e>
-        </m:d>
+        <m:r>
+          <m:rPr>
+            <m:sty m:val="p"/>
+          </m:rPr>
+          <m:t>(</m:t>
+        </m:r>
+        <m:r>
+          <m:t>θ</m:t>
+        </m:r>
+        <m:r>
+          <m:rPr>
+            <m:sty m:val="p"/>
+          </m:rPr>
+          <m:t>)</m:t>
+        </m:r>
         <m:r>
           <m:rPr>
             <m:sty m:val="p"/>
@@ -9355,28 +9595,30 @@
           </m:rPr>
           <m:t>csc</m:t>
         </m:r>
-        <m:d>
-          <m:dPr>
-            <m:begChr m:val="("/>
-            <m:sepChr m:val=""/>
-            <m:endChr m:val=")"/>
-            <m:grow/>
-          </m:dPr>
-          <m:e>
-            <m:r>
-              <m:t>π</m:t>
-            </m:r>
-            <m:r>
-              <m:rPr>
-                <m:sty m:val="p"/>
-              </m:rPr>
-              <m:t>/</m:t>
-            </m:r>
-            <m:r>
-              <m:t>3</m:t>
-            </m:r>
-          </m:e>
-        </m:d>
+        <m:r>
+          <m:rPr>
+            <m:sty m:val="p"/>
+          </m:rPr>
+          <m:t>(</m:t>
+        </m:r>
+        <m:r>
+          <m:t>π</m:t>
+        </m:r>
+        <m:r>
+          <m:rPr>
+            <m:sty m:val="p"/>
+          </m:rPr>
+          <m:t>/</m:t>
+        </m:r>
+        <m:r>
+          <m:t>3</m:t>
+        </m:r>
+        <m:r>
+          <m:rPr>
+            <m:sty m:val="p"/>
+          </m:rPr>
+          <m:t>)</m:t>
+        </m:r>
       </m:oMath>
       <w:r>
         <w:t xml:space="preserve">:</w:t>
@@ -9469,9 +9711,9 @@
         <w:t xml:space="preserve">?</w:t>
       </w:r>
     </w:p>
-    <w:bookmarkEnd w:id="72"/>
-    <w:bookmarkEnd w:id="73"/>
-    <w:bookmarkStart w:id="79" w:name="further-reading"/>
+    <w:bookmarkEnd w:id="61"/>
+    <w:bookmarkEnd w:id="62"/>
+    <w:bookmarkStart w:id="68" w:name="further-reading"/>
     <w:p>
       <w:pPr>
         <w:pStyle w:val="Heading1"/>
@@ -9484,7 +9726,7 @@
       <w:pPr>
         <w:pStyle w:val="FirstParagraph"/>
       </w:pPr>
-      <w:hyperlink r:id="rId74">
+      <w:hyperlink r:id="rId63">
         <w:r>
           <w:rPr>
             <w:rStyle w:val="Hyperlink"/>
@@ -9503,7 +9745,7 @@
       <w:r>
         <w:t xml:space="preserve"> </w:t>
       </w:r>
-      <w:hyperlink r:id="rId75">
+      <w:hyperlink r:id="rId64">
         <w:r>
           <w:rPr>
             <w:rStyle w:val="Hyperlink"/>
@@ -9520,7 +9762,7 @@
       <w:r>
         <w:t xml:space="preserve"> </w:t>
       </w:r>
-      <w:hyperlink r:id="rId76">
+      <w:hyperlink r:id="rId65">
         <w:r>
           <w:rPr>
             <w:rStyle w:val="Hyperlink"/>
@@ -9536,7 +9778,7 @@
       <w:pPr>
         <w:pStyle w:val="BodyText"/>
       </w:pPr>
-      <w:hyperlink r:id="rId21">
+      <w:hyperlink r:id="rId10">
         <w:r>
           <w:rPr>
             <w:rStyle w:val="Hyperlink"/>
@@ -9545,7 +9787,7 @@
         </w:r>
       </w:hyperlink>
     </w:p>
-    <w:bookmarkStart w:id="78" w:name="version-history-and-licensing"/>
+    <w:bookmarkStart w:id="67" w:name="version-history-and-licensing"/>
     <w:p>
       <w:pPr>
         <w:pStyle w:val="Heading2"/>
@@ -9588,7 +9830,7 @@
       <w:pPr>
         <w:pStyle w:val="FirstParagraph"/>
       </w:pPr>
-      <w:hyperlink r:id="rId77">
+      <w:hyperlink r:id="rId66">
         <w:r>
           <w:rPr>
             <w:rStyle w:val="Hyperlink"/>
@@ -9597,8 +9839,8 @@
         </w:r>
       </w:hyperlink>
     </w:p>
-    <w:bookmarkEnd w:id="78"/>
-    <w:bookmarkEnd w:id="79"/>
+    <w:bookmarkEnd w:id="67"/>
+    <w:bookmarkEnd w:id="68"/>
     <w:sectPr>
       <w:pgSz w:h="15840" w:w="12240"/>
       <w:pgMar w:bottom="1440" w:footer="720" w:gutter="0" w:header="720" w:left="1440" w:right="1440" w:top="1440"/>
